--- a/2025/Дисс.совет/Документы/Сергей/Колокольчиков_отзыв_ведущей_организации.docx
+++ b/2025/Дисс.совет/Документы/Сергей/Колокольчиков_отзыв_ведущей_организации.docx
@@ -24,29 +24,50 @@
         <w:jc w:val="right"/>
       </w:pPr>
       <w:r>
-        <w:t>Директор</w:t>
-      </w:r>
-      <w:r>
-        <w:rPr>
-          <w:spacing w:val="-18"/>
-        </w:rPr>
-        <w:t xml:space="preserve"> </w:t>
-      </w:r>
-      <w:r>
-        <w:t>ОИЯИ Трубников</w:t>
-      </w:r>
+        <w:rPr>
+          <w:highlight w:val="yellow"/>
+        </w:rPr>
+        <w:t>Проректор по научной работе</w:t>
+      </w:r>
+    </w:p>
+    <w:p>
+      <w:pPr>
+        <w:pStyle w:val="a3"/>
+        <w:spacing w:before="1"/>
+        <w:ind w:left="7993" w:right="138" w:hanging="77"/>
+        <w:jc w:val="right"/>
+      </w:pPr>
+      <w:proofErr w:type="spellStart"/>
+      <w:r>
+        <w:rPr>
+          <w:highlight w:val="yellow"/>
+        </w:rPr>
+        <w:t>Микушев</w:t>
+      </w:r>
+      <w:proofErr w:type="spellEnd"/>
       <w:r>
         <w:rPr>
           <w:spacing w:val="-5"/>
-        </w:rPr>
-        <w:t xml:space="preserve"> </w:t>
-      </w:r>
-      <w:r>
-        <w:t>Г.</w:t>
+          <w:highlight w:val="yellow"/>
+        </w:rPr>
+        <w:t xml:space="preserve"> </w:t>
+      </w:r>
+      <w:r>
+        <w:rPr>
+          <w:highlight w:val="yellow"/>
+        </w:rPr>
+        <w:t>С</w:t>
+      </w:r>
+      <w:r>
+        <w:rPr>
+          <w:highlight w:val="yellow"/>
+        </w:rPr>
+        <w:t>.</w:t>
       </w:r>
       <w:r>
         <w:rPr>
           <w:spacing w:val="-5"/>
+          <w:highlight w:val="yellow"/>
         </w:rPr>
         <w:t xml:space="preserve"> В.</w:t>
       </w:r>
@@ -132,7 +153,7 @@
           </mc:Choice>
           <mc:Fallback>
             <w:pict>
-              <v:shape w14:anchorId="3A61624E" id="Graphic 2" o:spid="_x0000_s1026" style="position:absolute;margin-left:377.7pt;margin-top:15.75pt;width:175.05pt;height:.1pt;z-index:-15728640;visibility:visible;mso-wrap-style:square;mso-wrap-distance-left:0;mso-wrap-distance-top:0;mso-wrap-distance-right:0;mso-wrap-distance-bottom:0;mso-position-horizontal:absolute;mso-position-horizontal-relative:page;mso-position-vertical:absolute;mso-position-vertical-relative:text;v-text-anchor:top" coordsize="2223135,1270" o:gfxdata="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" path="m,l2222966,e" filled="f" strokeweight=".20106mm">
+              <v:shape w14:anchorId="5764AD6B" id="Graphic 2" o:spid="_x0000_s1026" style="position:absolute;margin-left:377.7pt;margin-top:15.75pt;width:175.05pt;height:.1pt;z-index:-15728640;visibility:visible;mso-wrap-style:square;mso-wrap-distance-left:0;mso-wrap-distance-top:0;mso-wrap-distance-right:0;mso-wrap-distance-bottom:0;mso-position-horizontal:absolute;mso-position-horizontal-relative:page;mso-position-vertical:absolute;mso-position-vertical-relative:text;v-text-anchor:top" coordsize="2223135,1270" o:gfxdata="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" path="m,l2222966,e" filled="f" strokeweight=".20106mm">
                 <v:path arrowok="t"/>
                 <w10:wrap type="topAndBottom" anchorx="page"/>
               </v:shape>
@@ -154,57 +175,81 @@
       </w:pPr>
       <w:proofErr w:type="gramStart"/>
       <w:r>
+        <w:rPr>
+          <w:highlight w:val="yellow"/>
+        </w:rPr>
         <w:t>«</w:t>
       </w:r>
       <w:r>
         <w:rPr>
           <w:spacing w:val="-1"/>
-        </w:rPr>
-        <w:t xml:space="preserve"> </w:t>
-      </w:r>
-      <w:r>
+          <w:highlight w:val="yellow"/>
+        </w:rPr>
+        <w:t xml:space="preserve"> </w:t>
+      </w:r>
+      <w:r>
+        <w:rPr>
+          <w:highlight w:val="yellow"/>
+        </w:rPr>
         <w:t>_</w:t>
       </w:r>
       <w:proofErr w:type="gramEnd"/>
       <w:r>
+        <w:rPr>
+          <w:highlight w:val="yellow"/>
+        </w:rPr>
         <w:t>_</w:t>
       </w:r>
       <w:r>
+        <w:rPr>
+          <w:highlight w:val="yellow"/>
+        </w:rPr>
         <w:t xml:space="preserve"> </w:t>
       </w:r>
       <w:r>
         <w:rPr>
           <w:spacing w:val="-10"/>
+          <w:highlight w:val="yellow"/>
         </w:rPr>
         <w:t>»</w:t>
       </w:r>
       <w:r>
+        <w:rPr>
+          <w:highlight w:val="yellow"/>
+        </w:rPr>
         <w:t xml:space="preserve">  ________</w:t>
       </w:r>
       <w:r>
+        <w:rPr>
+          <w:highlight w:val="yellow"/>
+        </w:rPr>
         <w:tab/>
       </w:r>
       <w:r>
         <w:rPr>
+          <w:highlight w:val="yellow"/>
           <w:u w:val="single"/>
         </w:rPr>
         <w:t>202</w:t>
       </w:r>
       <w:r>
         <w:rPr>
+          <w:highlight w:val="yellow"/>
           <w:u w:val="single"/>
         </w:rPr>
-        <w:t>5</w:t>
+        <w:t>6</w:t>
       </w:r>
       <w:r>
         <w:rPr>
           <w:spacing w:val="-1"/>
+          <w:highlight w:val="yellow"/>
         </w:rPr>
         <w:t xml:space="preserve"> </w:t>
       </w:r>
       <w:r>
         <w:rPr>
           <w:spacing w:val="-5"/>
+          <w:highlight w:val="yellow"/>
         </w:rPr>
         <w:t>г.</w:t>
       </w:r>
@@ -315,37 +360,15 @@
           <w:b/>
           <w:sz w:val="28"/>
         </w:rPr>
-        <w:t>Международная</w:t>
+        <w:tab/>
       </w:r>
       <w:r>
         <w:rPr>
           <w:b/>
-          <w:spacing w:val="-17"/>
-          <w:sz w:val="28"/>
-        </w:rPr>
-        <w:t xml:space="preserve"> </w:t>
-      </w:r>
-      <w:r>
-        <w:rPr>
-          <w:b/>
-          <w:sz w:val="28"/>
-        </w:rPr>
-        <w:t>межправительственная</w:t>
-      </w:r>
-      <w:r>
-        <w:rPr>
-          <w:b/>
-          <w:spacing w:val="-17"/>
-          <w:sz w:val="28"/>
-        </w:rPr>
-        <w:t xml:space="preserve"> </w:t>
-      </w:r>
-      <w:r>
-        <w:rPr>
-          <w:b/>
-          <w:sz w:val="28"/>
-        </w:rPr>
-        <w:t>организация Объединенный институт ядерных исследований</w:t>
+          <w:sz w:val="28"/>
+          <w:highlight w:val="yellow"/>
+        </w:rPr>
+        <w:t>Федеральное государственное бюджетное образовательное учреждение высшего образования «Санкт-Петербургский государственный университет»</w:t>
       </w:r>
     </w:p>
     <w:p>
@@ -574,22 +597,7 @@
         <w:t xml:space="preserve">. </w:t>
       </w:r>
       <w:r>
-        <w:t>представлены результаты,</w:t>
-      </w:r>
-      <w:r>
-        <w:t xml:space="preserve"> направлен</w:t>
-      </w:r>
-      <w:r>
-        <w:t xml:space="preserve">ные </w:t>
-      </w:r>
-      <w:r>
-        <w:t>на формирование комплексной физической программы исследований, включающей вопросы по разрешению спинового кризиса и изучению электрического</w:t>
-      </w:r>
-      <w:r>
-        <w:t xml:space="preserve"> </w:t>
-      </w:r>
-      <w:r>
-        <w:t>дипольного момента элементарных частиц.</w:t>
+        <w:t>представлены результаты, направленные на формирование комплексной физической программы исследований, включающей вопросы по разрешению спинового кризиса и изучению электрического дипольного момента элементарных частиц.</w:t>
       </w:r>
     </w:p>
     <w:p>
@@ -612,15 +620,12 @@
       </w:r>
       <w:proofErr w:type="spellStart"/>
       <w:r>
+        <w:lastRenderedPageBreak/>
         <w:t>тяжёлоионных</w:t>
       </w:r>
       <w:proofErr w:type="spellEnd"/>
       <w:r>
-        <w:t xml:space="preserve"> пучков накладывают серьёзные ограничения из-за </w:t>
-      </w:r>
-      <w:r>
-        <w:lastRenderedPageBreak/>
-        <w:t>внутрипучкового рассеяния, приводящего к росту эмиттанса и разброса по импульсам. Для компенсации этих эффектов необходимы специальные методы охлаждения и продуманная структура ускорителя.</w:t>
+        <w:t xml:space="preserve"> пучков накладывают серьёзные ограничения из-за внутрипучкового рассеяния, приводящего к росту эмиттанса и разброса по импульсам. Для компенсации этих эффектов необходимы специальные методы охлаждения и продуманная структура ускорителя.</w:t>
       </w:r>
     </w:p>
     <w:p>
@@ -639,19 +644,7 @@
         <w:jc w:val="both"/>
       </w:pPr>
       <w:r>
-        <w:t>Не менее актуальным явля</w:t>
-      </w:r>
-      <w:r>
-        <w:t>е</w:t>
-      </w:r>
-      <w:r>
-        <w:t>тся исследовани</w:t>
-      </w:r>
-      <w:r>
-        <w:t>е</w:t>
-      </w:r>
-      <w:r>
-        <w:t xml:space="preserve"> спиновой структуры протона. Так называемый «спиновый кризис» заключается в том, что вклад кварков в полный спин протона составляет лишь около 30%. Для его дальнейшего изучения требуются эксперименты с поляризованными протонными и </w:t>
+        <w:t xml:space="preserve">Не менее актуальным является исследование спиновой структуры протона. Так называемый «спиновый кризис» заключается в том, что вклад кварков в полный спин протона составляет лишь около 30%. Для его дальнейшего изучения требуются эксперименты с поляризованными протонными и </w:t>
       </w:r>
       <w:proofErr w:type="spellStart"/>
       <w:r>
@@ -659,25 +652,7 @@
       </w:r>
       <w:proofErr w:type="spellEnd"/>
       <w:r>
-        <w:t xml:space="preserve"> пучками при </w:t>
-      </w:r>
-      <w:r>
-        <w:t xml:space="preserve">высокой </w:t>
-      </w:r>
-      <w:r>
-        <w:t>светимости</w:t>
-      </w:r>
-      <w:r>
-        <w:t xml:space="preserve">. </w:t>
-      </w:r>
-      <w:r>
-        <w:t xml:space="preserve">Однако ускорение лёгких ядер связано с необходимостью преодоления критической энергии, являющейся характеристикой конкретной магнитооптической структуры. В отличие от тяжёлых ионов, для которых эта проблема несущественна, при ускорении протонов длительное нахождение вблизи критической энергии вызывает потерю устойчивости движения, развитие продольных и поперечных неустойчивостей и, как следствие, снижение светимости эксперимента. Это требует разработки методов быстрого пересечения или </w:t>
-      </w:r>
-      <w:r>
-        <w:t>повышения</w:t>
-      </w:r>
-      <w:r>
-        <w:t xml:space="preserve"> критической энергии.</w:t>
+        <w:t xml:space="preserve"> пучками при высокой светимости. Однако ускорение лёгких ядер связано с необходимостью преодоления критической энергии, являющейся характеристикой конкретной магнитооптической структуры. В отличие от тяжёлых ионов, для которых эта проблема несущественна, при ускорении протонов длительное нахождение вблизи критической энергии вызывает потерю устойчивости движения, развитие продольных и поперечных неустойчивостей и, как следствие, снижение светимости эксперимента. Это требует разработки методов быстрого пересечения или повышения критической энергии.</w:t>
       </w:r>
     </w:p>
     <w:p>
@@ -715,6 +690,7 @@
         <w:jc w:val="both"/>
       </w:pPr>
       <w:r>
+        <w:lastRenderedPageBreak/>
         <w:t xml:space="preserve">Перспективным направлением также является поиск </w:t>
       </w:r>
       <w:proofErr w:type="spellStart"/>
@@ -723,11 +699,7 @@
       </w:r>
       <w:proofErr w:type="spellEnd"/>
       <w:r>
-        <w:t xml:space="preserve"> частиц </w:t>
-      </w:r>
-      <w:r>
-        <w:lastRenderedPageBreak/>
-        <w:t>через изучение резонансных явлений в прецессии спина. Для этого ускорительные кольца могут быть использованы как широкополосные зондирующие антенны.</w:t>
+        <w:t xml:space="preserve"> частиц через изучение резонансных явлений в прецессии спина. Для этого ускорительные кольца могут быть использованы как широкополосные зондирующие антенны.</w:t>
       </w:r>
     </w:p>
     <w:p>
@@ -754,10 +726,7 @@
       </w:r>
       <w:proofErr w:type="spellEnd"/>
       <w:r>
-        <w:t xml:space="preserve"> плазмы (детектор MPD) и эксперименты со спиновой физикой на поляризованных пучках протонов и дейтронов (детектор SPD). Такая универсальность предъявляет особые требования к структуре ускори</w:t>
-      </w:r>
-      <w:r>
-        <w:t>теля.</w:t>
+        <w:t xml:space="preserve"> плазмы (детектор MPD) и эксперименты со спиновой физикой на поляризованных пучках протонов и дейтронов (детектор SPD). Такая универсальность предъявляет особые требования к структуре ускорителя.</w:t>
       </w:r>
     </w:p>
     <w:p>
@@ -817,13 +786,25 @@
         </w:sectPr>
       </w:pPr>
       <w:r>
-        <w:t>Диссертация состоит из введения, 4 глав, заключения и 0 приложен. Полный объём диссертации составляет 134 страницы,</w:t>
-      </w:r>
-      <w:r>
-        <w:t xml:space="preserve"> </w:t>
-      </w:r>
-      <w:r>
-        <w:t>включая 64 рисунка и 9 таблиц. Список литературы содержит 99 наименований</w:t>
+        <w:t>Диссертация состоит из введения, 4 глав, заключения и 0 приложен. Полный объём диссертации составляет 13</w:t>
+      </w:r>
+      <w:r>
+        <w:t>0</w:t>
+      </w:r>
+      <w:r>
+        <w:t xml:space="preserve"> страниц,</w:t>
+      </w:r>
+      <w:r>
+        <w:t xml:space="preserve"> </w:t>
+      </w:r>
+      <w:r>
+        <w:t>включая 64 рисунка и 9 таблиц. Список литературы содержит 9</w:t>
+      </w:r>
+      <w:r>
+        <w:t>8</w:t>
+      </w:r>
+      <w:r>
+        <w:t xml:space="preserve"> наименований</w:t>
       </w:r>
       <w:r>
         <w:t>.</w:t>
@@ -1127,15 +1108,7 @@
         <w:t xml:space="preserve">В первой главе </w:t>
       </w:r>
       <w:r>
-        <w:t xml:space="preserve">особое внимание уделено процессам внутрипучкового рассеяния и влиянию наличия критической энергии на динамику многозарядных тяжёлых ионов и лёгких ядер. Для решения поставленных задач рассмотрена дуальная магнитооптическая структура, способная адаптироваться как к экспериментам с тяжёлыми ионами, где основную роль играет </w:t>
-      </w:r>
-      <w:proofErr w:type="spellStart"/>
-      <w:r>
-        <w:t>внутрипучковое</w:t>
-      </w:r>
-      <w:proofErr w:type="spellEnd"/>
-      <w:r>
-        <w:t xml:space="preserve"> рассеяние, так и к исследованиям с лёгкими частицами, где необходимо преодоление критической энергии. Показано, что для тяжёлых ионов задача заключается в подавлении роста эмиттанса за счёт электронного и стохастического охлаждения, в то время как для лёгких ядер требуется разработка специальных резонансных структур для обеспечения стабильности продольного движения.</w:t>
+        <w:t>особое внимание уделено процессам внутрипучкового рассеяния и влиянию наличия критической энергии на динамику многозарядных тяжёлых ионов и лёгких ядер. Для решения поставленных задач рассмотрена дуальная магнитооптическая структура, способная адаптироваться как к экспериментам с тяжёлыми ионами, где основную роль играет внутрипучковое рассеяние, так и к исследованиям с лёгкими частицами, где необходимо преодоление критической энергии. Показано, что для тяжёлых ионов задача заключается в подавлении роста эмиттанса за счёт электронного и стохастического охлаждения, в то время как для лёгких ядер требуется разработка специальных резонансных структур для обеспечения стабильности продольного движения.</w:t>
       </w:r>
     </w:p>
     <w:p>
@@ -1203,19 +1176,7 @@
         <w:t xml:space="preserve"> </w:t>
       </w:r>
       <w:r>
-        <w:t>исследован</w:t>
-      </w:r>
-      <w:r>
-        <w:t>ию</w:t>
-      </w:r>
-      <w:r>
-        <w:t xml:space="preserve"> метод</w:t>
-      </w:r>
-      <w:r>
-        <w:t>а</w:t>
-      </w:r>
-      <w:r>
-        <w:t xml:space="preserve"> вариации критической </w:t>
+        <w:t xml:space="preserve">исследованию метода вариации критической </w:t>
       </w:r>
       <w:r>
         <w:lastRenderedPageBreak/>
@@ -1365,7 +1326,7 @@
     </w:p>
     <w:p>
       <w:pPr>
-        <w:pStyle w:val="a4"/>
+        <w:pStyle w:val="a5"/>
         <w:numPr>
           <w:ilvl w:val="0"/>
           <w:numId w:val="3"/>
@@ -1395,31 +1356,7 @@
         <w:rPr>
           <w:sz w:val="28"/>
         </w:rPr>
-        <w:t>Nuclotron,</w:t>
-      </w:r>
-      <w:r>
-        <w:rPr>
-          <w:sz w:val="28"/>
-        </w:rPr>
-        <w:t xml:space="preserve"> </w:t>
-      </w:r>
-      <w:r>
-        <w:rPr>
-          <w:sz w:val="28"/>
-        </w:rPr>
-        <w:t>оптимальная для тяжелых частиц с точки зрения</w:t>
-      </w:r>
-      <w:r>
-        <w:rPr>
-          <w:sz w:val="28"/>
-        </w:rPr>
-        <w:t xml:space="preserve"> </w:t>
-      </w:r>
-      <w:r>
-        <w:rPr>
-          <w:sz w:val="28"/>
-        </w:rPr>
-        <w:t>внутрипучкового рассеяния и легких частиц с поднятой критической</w:t>
+        <w:t>Nuclotron, оптимальная для тяжелых частиц с точки зрения внутрипучкового рассеяния и легких частиц с поднятой критической</w:t>
       </w:r>
       <w:r>
         <w:rPr>
@@ -1436,7 +1373,7 @@
     </w:p>
     <w:p>
       <w:pPr>
-        <w:pStyle w:val="a4"/>
+        <w:pStyle w:val="a5"/>
         <w:numPr>
           <w:ilvl w:val="0"/>
           <w:numId w:val="3"/>
@@ -1489,7 +1426,7 @@
     </w:p>
     <w:p>
       <w:pPr>
-        <w:pStyle w:val="a4"/>
+        <w:pStyle w:val="a5"/>
         <w:numPr>
           <w:ilvl w:val="0"/>
           <w:numId w:val="3"/>
@@ -1536,7 +1473,7 @@
     </w:p>
     <w:p>
       <w:pPr>
-        <w:pStyle w:val="a4"/>
+        <w:pStyle w:val="a5"/>
         <w:numPr>
           <w:ilvl w:val="0"/>
           <w:numId w:val="3"/>
@@ -1555,24 +1492,12 @@
           <w:sz w:val="28"/>
         </w:rPr>
         <w:lastRenderedPageBreak/>
-        <w:t>Проведен анализ использования гармонического ВЧ при процедуре скачка в коллайдере NICA. Для барьерного ВЧ представлены данные моделирования продольной динамики, а также предложено сокращение</w:t>
-      </w:r>
-      <w:r>
-        <w:rPr>
-          <w:sz w:val="28"/>
-        </w:rPr>
-        <w:t xml:space="preserve"> </w:t>
-      </w:r>
-      <w:r>
-        <w:rPr>
-          <w:sz w:val="28"/>
-        </w:rPr>
-        <w:t>длины между барьерами из-за продольной микроволновой неустойчивости;</w:t>
-      </w:r>
-    </w:p>
-    <w:p>
-      <w:pPr>
-        <w:pStyle w:val="a4"/>
+        <w:t>Проведен анализ использования гармонического ВЧ при процедуре скачка в коллайдере NICA. Для барьерного ВЧ представлены данные моделирования продольной динамики, а также предложено сокращение длины между барьерами из-за продольной микроволновой неустойчивости;</w:t>
+      </w:r>
+    </w:p>
+    <w:p>
+      <w:pPr>
+        <w:pStyle w:val="a5"/>
         <w:numPr>
           <w:ilvl w:val="0"/>
           <w:numId w:val="3"/>
@@ -1590,24 +1515,12 @@
         <w:rPr>
           <w:sz w:val="28"/>
         </w:rPr>
-        <w:t>Предложены модернизированные 8/16-периодичные структуры</w:t>
-      </w:r>
-      <w:r>
-        <w:rPr>
-          <w:sz w:val="28"/>
-        </w:rPr>
-        <w:t xml:space="preserve"> </w:t>
-      </w:r>
-      <w:r>
-        <w:rPr>
-          <w:sz w:val="28"/>
-        </w:rPr>
-        <w:t>Nuclotron с квази-замороженным спином для исследования электрического дипольного момента легких ядер, с сохранением функции бустера;</w:t>
-      </w:r>
-    </w:p>
-    <w:p>
-      <w:pPr>
-        <w:pStyle w:val="a4"/>
+        <w:t>Предложены модернизированные 8/16-периодичные структуры Nuclotron с квази-замороженным спином для исследования электрического дипольного момента легких ядер, с сохранением функции бустера;</w:t>
+      </w:r>
+    </w:p>
+    <w:p>
+      <w:pPr>
+        <w:pStyle w:val="a5"/>
         <w:numPr>
           <w:ilvl w:val="0"/>
           <w:numId w:val="3"/>
@@ -1625,31 +1538,7 @@
         <w:rPr>
           <w:sz w:val="28"/>
         </w:rPr>
-        <w:t xml:space="preserve">Применен метод фильтров Вина </w:t>
-      </w:r>
-      <w:r>
-        <w:rPr>
-          <w:sz w:val="28"/>
-        </w:rPr>
-        <w:t>для сохранения</w:t>
-      </w:r>
-      <w:r>
-        <w:rPr>
-          <w:sz w:val="28"/>
-        </w:rPr>
-        <w:t xml:space="preserve"> направления поляризации на основе введения обводных каналов в структуре коллайдера NICA</w:t>
-      </w:r>
-      <w:r>
-        <w:rPr>
-          <w:sz w:val="28"/>
-        </w:rPr>
-        <w:t xml:space="preserve"> </w:t>
-      </w:r>
-      <w:r>
-        <w:rPr>
-          <w:sz w:val="28"/>
-        </w:rPr>
-        <w:t>с квази-замороженным спином для выделения ЭДМ сигнала в поляризованном пучке дейтронов;</w:t>
+        <w:t>Применен метод фильтров Вина для сохранения направления поляризации на основе введения обводных каналов в структуре коллайдера NICA с квази-замороженным спином для выделения ЭДМ сигнала в поляризованном пучке дейтронов;</w:t>
       </w:r>
     </w:p>
     <w:p>
@@ -1688,19 +1577,25 @@
         <w:rPr>
           <w:sz w:val="28"/>
         </w:rPr>
-        <w:t xml:space="preserve"> полученных результатов подтверждается согласованием</w:t>
-      </w:r>
-      <w:r>
-        <w:rPr>
-          <w:sz w:val="28"/>
-        </w:rPr>
-        <w:t xml:space="preserve"> </w:t>
-      </w:r>
-      <w:r>
-        <w:rPr>
-          <w:sz w:val="28"/>
-        </w:rPr>
-        <w:t>аналитических вычислений с результатами численных экспериментов. Результаты находятся в соответствии с результатами, полученными другими авторами.</w:t>
+        <w:t xml:space="preserve"> </w:t>
+      </w:r>
+      <w:r>
+        <w:rPr>
+          <w:sz w:val="28"/>
+        </w:rPr>
+        <w:t>полученных результатов обеспечивается сочетанием аналитических и численных методов, проверкой их корректного применения и</w:t>
+      </w:r>
+      <w:r>
+        <w:rPr>
+          <w:sz w:val="28"/>
+        </w:rPr>
+        <w:t xml:space="preserve"> </w:t>
+      </w:r>
+      <w:r>
+        <w:rPr>
+          <w:sz w:val="28"/>
+        </w:rPr>
+        <w:t xml:space="preserve">сопоставлением с известными данными в литературе. </w:t>
       </w:r>
     </w:p>
     <w:p>
@@ -1755,7 +1650,7 @@
           <w:sz w:val="28"/>
           <w:szCs w:val="28"/>
         </w:rPr>
-        <w:t>7</w:t>
+        <w:t>5</w:t>
       </w:r>
       <w:r>
         <w:rPr>
@@ -1769,7 +1664,7 @@
           <w:sz w:val="28"/>
           <w:szCs w:val="28"/>
         </w:rPr>
-        <w:t>3</w:t>
+        <w:t>1</w:t>
       </w:r>
       <w:r>
         <w:rPr>
@@ -1808,7 +1703,7 @@
           <w:sz w:val="28"/>
           <w:szCs w:val="28"/>
         </w:rPr>
-        <w:t>. Результаты диссертации неоднократно докладывались на конференциях.</w:t>
+        <w:t>.</w:t>
       </w:r>
     </w:p>
     <w:p>
@@ -1820,13 +1715,14 @@
       <w:r>
         <w:rPr>
           <w:spacing w:val="-2"/>
+          <w:highlight w:val="yellow"/>
         </w:rPr>
         <w:t>Замечания.</w:t>
       </w:r>
     </w:p>
     <w:p>
       <w:pPr>
-        <w:pStyle w:val="a4"/>
+        <w:pStyle w:val="a5"/>
         <w:numPr>
           <w:ilvl w:val="0"/>
           <w:numId w:val="2"/>
@@ -1838,18 +1734,26 @@
         <w:ind w:right="138"/>
         <w:rPr>
           <w:sz w:val="28"/>
-        </w:rPr>
-      </w:pPr>
-      <w:r>
-        <w:rPr>
-          <w:sz w:val="28"/>
-        </w:rPr>
-        <w:t xml:space="preserve"> </w:t>
-      </w:r>
-    </w:p>
-    <w:p>
-      <w:pPr>
-        <w:pStyle w:val="a4"/>
+          <w:highlight w:val="yellow"/>
+        </w:rPr>
+      </w:pPr>
+      <w:r>
+        <w:rPr>
+          <w:sz w:val="28"/>
+        </w:rPr>
+        <w:t xml:space="preserve"> </w:t>
+      </w:r>
+      <w:r>
+        <w:rPr>
+          <w:sz w:val="28"/>
+          <w:highlight w:val="yellow"/>
+        </w:rPr>
+        <w:t>…</w:t>
+      </w:r>
+    </w:p>
+    <w:p>
+      <w:pPr>
+        <w:pStyle w:val="a5"/>
         <w:numPr>
           <w:ilvl w:val="0"/>
           <w:numId w:val="2"/>
@@ -1861,18 +1765,27 @@
         <w:ind w:right="138"/>
         <w:rPr>
           <w:sz w:val="28"/>
-        </w:rPr>
-      </w:pPr>
-      <w:r>
-        <w:rPr>
-          <w:sz w:val="28"/>
-        </w:rPr>
-        <w:t xml:space="preserve"> </w:t>
-      </w:r>
-    </w:p>
-    <w:p>
-      <w:pPr>
-        <w:pStyle w:val="a4"/>
+          <w:highlight w:val="yellow"/>
+        </w:rPr>
+      </w:pPr>
+      <w:r>
+        <w:rPr>
+          <w:sz w:val="28"/>
+          <w:highlight w:val="yellow"/>
+        </w:rPr>
+        <w:t xml:space="preserve"> </w:t>
+      </w:r>
+      <w:r>
+        <w:rPr>
+          <w:sz w:val="28"/>
+          <w:highlight w:val="yellow"/>
+        </w:rPr>
+        <w:t>…</w:t>
+      </w:r>
+    </w:p>
+    <w:p>
+      <w:pPr>
+        <w:pStyle w:val="a5"/>
         <w:numPr>
           <w:ilvl w:val="0"/>
           <w:numId w:val="2"/>
@@ -1884,8 +1797,16 @@
         <w:ind w:right="138"/>
         <w:rPr>
           <w:sz w:val="28"/>
-        </w:rPr>
-      </w:pPr>
+          <w:highlight w:val="yellow"/>
+        </w:rPr>
+      </w:pPr>
+      <w:r>
+        <w:rPr>
+          <w:sz w:val="28"/>
+          <w:highlight w:val="yellow"/>
+        </w:rPr>
+        <w:t>…</w:t>
+      </w:r>
     </w:p>
     <w:p>
       <w:pPr>
@@ -1906,7 +1827,6 @@
           <w:b/>
           <w:bCs/>
         </w:rPr>
-        <w:lastRenderedPageBreak/>
         <w:t>Заключение.</w:t>
       </w:r>
     </w:p>
@@ -1918,7 +1838,20 @@
         <w:jc w:val="both"/>
       </w:pPr>
       <w:r>
-        <w:t xml:space="preserve">Сделанные замечания большей частью относятся к оформлению либо к терминологии и не влияют на общую высокую оценку работы. Диссертационная работа </w:t>
+        <w:rPr>
+          <w:highlight w:val="yellow"/>
+        </w:rPr>
+        <w:t xml:space="preserve">Сделанные замечания большей частью относятся к оформлению либо к </w:t>
+      </w:r>
+      <w:r>
+        <w:rPr>
+          <w:highlight w:val="yellow"/>
+        </w:rPr>
+        <w:lastRenderedPageBreak/>
+        <w:t>терминологии и не влияют на общую высокую оценку работы</w:t>
+      </w:r>
+      <w:r>
+        <w:t xml:space="preserve">. Диссертационная работа </w:t>
       </w:r>
       <w:r>
         <w:t>Колокольчикова С.Д</w:t>
@@ -2335,30 +2268,99 @@
         <w:t xml:space="preserve">Колокольчикова С.Д. </w:t>
       </w:r>
       <w:r>
-        <w:t xml:space="preserve">были представлены, обсуждены и одобрены на научном семинаре </w:t>
-      </w:r>
-      <w:r>
+        <w:t xml:space="preserve">были представлены, </w:t>
+      </w:r>
+      <w:r>
+        <w:rPr>
+          <w:highlight w:val="yellow"/>
+        </w:rPr>
+        <w:t xml:space="preserve">обсуждены и одобрены на научном семинаре </w:t>
+      </w:r>
+      <w:r>
+        <w:rPr>
+          <w:highlight w:val="yellow"/>
+        </w:rPr>
         <w:t>______________________________________________________________________</w:t>
       </w:r>
       <w:r>
-        <w:t xml:space="preserve">Международной межправительственной организации Объединенный институт ядерных исследований </w:t>
-      </w:r>
-      <w:r>
-        <w:t>__</w:t>
-      </w:r>
-      <w:r>
-        <w:t xml:space="preserve"> </w:t>
-      </w:r>
-      <w:r>
+        <w:t xml:space="preserve"> </w:t>
+      </w:r>
+      <w:r>
+        <w:rPr>
+          <w:highlight w:val="yellow"/>
+        </w:rPr>
+        <w:t>Санкт-Петербургск</w:t>
+      </w:r>
+      <w:r>
+        <w:rPr>
+          <w:highlight w:val="yellow"/>
+        </w:rPr>
+        <w:t>ого</w:t>
+      </w:r>
+      <w:r>
+        <w:rPr>
+          <w:highlight w:val="yellow"/>
+        </w:rPr>
+        <w:t xml:space="preserve"> государственн</w:t>
+      </w:r>
+      <w:r>
+        <w:rPr>
+          <w:highlight w:val="yellow"/>
+        </w:rPr>
+        <w:t>ого</w:t>
+      </w:r>
+      <w:r>
+        <w:rPr>
+          <w:highlight w:val="yellow"/>
+        </w:rPr>
+        <w:t xml:space="preserve"> университет</w:t>
+      </w:r>
+      <w:r>
+        <w:rPr>
+          <w:highlight w:val="yellow"/>
+        </w:rPr>
+        <w:t>а</w:t>
+      </w:r>
+      <w:r>
+        <w:rPr>
+          <w:highlight w:val="yellow"/>
+        </w:rPr>
+        <w:t>,</w:t>
+      </w:r>
+      <w:r>
+        <w:rPr>
+          <w:highlight w:val="yellow"/>
+        </w:rPr>
+        <w:t xml:space="preserve"> </w:t>
+      </w:r>
+      <w:r>
+        <w:rPr>
+          <w:highlight w:val="yellow"/>
+        </w:rPr>
         <w:t>________</w:t>
       </w:r>
       <w:r>
+        <w:rPr>
+          <w:highlight w:val="yellow"/>
+        </w:rPr>
+        <w:t>____</w:t>
+      </w:r>
+      <w:r>
+        <w:rPr>
+          <w:highlight w:val="yellow"/>
+        </w:rPr>
         <w:t xml:space="preserve"> 202</w:t>
       </w:r>
       <w:r>
-        <w:t>5</w:t>
-      </w:r>
-      <w:r>
+        <w:rPr>
+          <w:highlight w:val="yellow"/>
+        </w:rPr>
+        <w:t>6</w:t>
+      </w:r>
+      <w:r>
+        <w:rPr>
+          <w:highlight w:val="yellow"/>
+        </w:rPr>
         <w:t xml:space="preserve"> года.</w:t>
       </w:r>
     </w:p>
@@ -2366,6 +2368,7 @@
       <w:pPr>
         <w:pStyle w:val="a3"/>
         <w:spacing w:line="360" w:lineRule="auto"/>
+        <w:ind w:left="0"/>
         <w:jc w:val="both"/>
         <w:sectPr>
           <w:pgSz w:w="11910" w:h="16840"/>
@@ -2377,135 +2380,24 @@
     <w:p>
       <w:pPr>
         <w:pStyle w:val="a3"/>
-        <w:spacing w:before="69"/>
-        <w:rPr>
-          <w:highlight w:val="yellow"/>
-        </w:rPr>
-      </w:pPr>
-      <w:r>
-        <w:rPr>
-          <w:highlight w:val="yellow"/>
-        </w:rPr>
+        <w:spacing w:line="360" w:lineRule="auto"/>
+        <w:rPr>
+          <w:spacing w:val="-2"/>
+        </w:rPr>
+      </w:pPr>
+      <w:r>
         <w:lastRenderedPageBreak/>
-        <w:t>Директор</w:t>
-      </w:r>
-      <w:r>
-        <w:rPr>
-          <w:spacing w:val="-7"/>
-          <w:highlight w:val="yellow"/>
-        </w:rPr>
-        <w:t xml:space="preserve"> </w:t>
-      </w:r>
-      <w:r>
-        <w:rPr>
-          <w:highlight w:val="yellow"/>
-        </w:rPr>
-        <w:t>ЛЯП</w:t>
-      </w:r>
-      <w:r>
-        <w:rPr>
-          <w:spacing w:val="-7"/>
-          <w:highlight w:val="yellow"/>
-        </w:rPr>
-        <w:t xml:space="preserve"> </w:t>
+        <w:t>Отзыв</w:t>
       </w:r>
       <w:r>
         <w:rPr>
           <w:spacing w:val="-4"/>
-          <w:highlight w:val="yellow"/>
-        </w:rPr>
-        <w:t>ОИЯИ</w:t>
-      </w:r>
-    </w:p>
-    <w:p>
-      <w:pPr>
-        <w:pStyle w:val="a3"/>
-        <w:spacing w:before="161"/>
-      </w:pPr>
-      <w:r>
-        <w:rPr>
-          <w:highlight w:val="yellow"/>
-        </w:rPr>
-        <w:t>Доктор</w:t>
-      </w:r>
-      <w:r>
-        <w:rPr>
-          <w:spacing w:val="-9"/>
-          <w:highlight w:val="yellow"/>
-        </w:rPr>
-        <w:t xml:space="preserve"> </w:t>
-      </w:r>
-      <w:r>
-        <w:rPr>
-          <w:highlight w:val="yellow"/>
-        </w:rPr>
-        <w:t>физико-математических</w:t>
-      </w:r>
-      <w:r>
-        <w:rPr>
-          <w:spacing w:val="-9"/>
-          <w:highlight w:val="yellow"/>
-        </w:rPr>
-        <w:t xml:space="preserve"> </w:t>
-      </w:r>
-      <w:r>
-        <w:rPr>
-          <w:highlight w:val="yellow"/>
-        </w:rPr>
-        <w:t>наук</w:t>
-      </w:r>
-      <w:r>
-        <w:rPr>
-          <w:spacing w:val="-5"/>
-          <w:highlight w:val="yellow"/>
-        </w:rPr>
-        <w:t xml:space="preserve"> </w:t>
-      </w:r>
-      <w:proofErr w:type="spellStart"/>
+        </w:rPr>
+        <w:t xml:space="preserve"> </w:t>
+      </w:r>
       <w:r>
         <w:rPr>
           <w:spacing w:val="-2"/>
-          <w:highlight w:val="yellow"/>
-        </w:rPr>
-        <w:t>Е.А.Якушев</w:t>
-      </w:r>
-      <w:proofErr w:type="spellEnd"/>
-    </w:p>
-    <w:p>
-      <w:pPr>
-        <w:pStyle w:val="a3"/>
-        <w:ind w:left="0"/>
-      </w:pPr>
-    </w:p>
-    <w:p>
-      <w:pPr>
-        <w:pStyle w:val="a3"/>
-        <w:ind w:left="0"/>
-      </w:pPr>
-    </w:p>
-    <w:p>
-      <w:pPr>
-        <w:pStyle w:val="a3"/>
-        <w:spacing w:before="162"/>
-        <w:ind w:left="0"/>
-      </w:pPr>
-    </w:p>
-    <w:p>
-      <w:pPr>
-        <w:pStyle w:val="a3"/>
-      </w:pPr>
-      <w:r>
-        <w:t>Отзыв</w:t>
-      </w:r>
-      <w:r>
-        <w:rPr>
-          <w:spacing w:val="-4"/>
-        </w:rPr>
-        <w:t xml:space="preserve"> </w:t>
-      </w:r>
-      <w:r>
-        <w:rPr>
-          <w:spacing w:val="-2"/>
         </w:rPr>
         <w:t>составил</w:t>
       </w:r>
@@ -2513,222 +2405,160 @@
     <w:p>
       <w:pPr>
         <w:pStyle w:val="a3"/>
-        <w:spacing w:before="160"/>
-        <w:rPr>
-          <w:highlight w:val="yellow"/>
-        </w:rPr>
-      </w:pPr>
-      <w:r>
-        <w:rPr>
-          <w:highlight w:val="yellow"/>
-        </w:rPr>
-        <w:t>ведущий</w:t>
-      </w:r>
-      <w:r>
-        <w:rPr>
-          <w:spacing w:val="-7"/>
-          <w:highlight w:val="yellow"/>
-        </w:rPr>
-        <w:t xml:space="preserve"> </w:t>
-      </w:r>
-      <w:r>
-        <w:rPr>
-          <w:highlight w:val="yellow"/>
-        </w:rPr>
-        <w:t>научный</w:t>
-      </w:r>
-      <w:r>
-        <w:rPr>
-          <w:spacing w:val="-7"/>
-          <w:highlight w:val="yellow"/>
-        </w:rPr>
-        <w:t xml:space="preserve"> </w:t>
-      </w:r>
-      <w:r>
-        <w:rPr>
-          <w:spacing w:val="-2"/>
-          <w:highlight w:val="yellow"/>
-        </w:rPr>
-        <w:t>сотрудник,</w:t>
-      </w:r>
-    </w:p>
-    <w:p>
-      <w:pPr>
-        <w:pStyle w:val="a3"/>
-        <w:spacing w:before="161" w:line="360" w:lineRule="auto"/>
-        <w:ind w:right="2974"/>
-        <w:rPr>
-          <w:highlight w:val="yellow"/>
-        </w:rPr>
-      </w:pPr>
-      <w:r>
-        <w:rPr>
-          <w:highlight w:val="yellow"/>
-        </w:rPr>
-        <w:t xml:space="preserve">лаборатории ядерных проблем им. В. П. </w:t>
-      </w:r>
-      <w:proofErr w:type="spellStart"/>
-      <w:r>
-        <w:rPr>
-          <w:highlight w:val="yellow"/>
-        </w:rPr>
-        <w:t>Джелепова</w:t>
-      </w:r>
-      <w:proofErr w:type="spellEnd"/>
-      <w:r>
-        <w:rPr>
-          <w:highlight w:val="yellow"/>
-        </w:rPr>
-        <w:t>, доктор физико-математических наук О. Ю. Смирнов Международная межправительственная организация Объединенный</w:t>
-      </w:r>
-      <w:r>
-        <w:rPr>
-          <w:spacing w:val="-10"/>
-          <w:highlight w:val="yellow"/>
-        </w:rPr>
-        <w:t xml:space="preserve"> </w:t>
-      </w:r>
-      <w:r>
-        <w:rPr>
-          <w:highlight w:val="yellow"/>
-        </w:rPr>
-        <w:t>институт</w:t>
-      </w:r>
-      <w:r>
-        <w:rPr>
-          <w:spacing w:val="-11"/>
-          <w:highlight w:val="yellow"/>
-        </w:rPr>
-        <w:t xml:space="preserve"> </w:t>
-      </w:r>
-      <w:r>
-        <w:rPr>
-          <w:highlight w:val="yellow"/>
-        </w:rPr>
-        <w:t>ядерных</w:t>
-      </w:r>
-      <w:r>
-        <w:rPr>
-          <w:spacing w:val="-9"/>
-          <w:highlight w:val="yellow"/>
-        </w:rPr>
-        <w:t xml:space="preserve"> </w:t>
-      </w:r>
-      <w:r>
-        <w:rPr>
-          <w:highlight w:val="yellow"/>
-        </w:rPr>
-        <w:t>исследований</w:t>
-      </w:r>
-      <w:r>
-        <w:rPr>
-          <w:spacing w:val="-10"/>
-          <w:highlight w:val="yellow"/>
-        </w:rPr>
-        <w:t xml:space="preserve"> </w:t>
-      </w:r>
-      <w:r>
-        <w:rPr>
-          <w:highlight w:val="yellow"/>
-        </w:rPr>
-        <w:t xml:space="preserve">(ОИЯИ) 141980, Дубна, ул. </w:t>
-      </w:r>
-      <w:proofErr w:type="spellStart"/>
-      <w:r>
-        <w:rPr>
-          <w:highlight w:val="yellow"/>
-        </w:rPr>
-        <w:t>Жолио</w:t>
-      </w:r>
-      <w:proofErr w:type="spellEnd"/>
-      <w:r>
-        <w:rPr>
-          <w:highlight w:val="yellow"/>
-        </w:rPr>
-        <w:t xml:space="preserve"> Кюри 6, ЛЯП</w:t>
-      </w:r>
-    </w:p>
-    <w:p>
-      <w:pPr>
-        <w:pStyle w:val="a3"/>
-        <w:spacing w:before="2" w:line="360" w:lineRule="auto"/>
-        <w:ind w:right="6914"/>
-      </w:pPr>
-      <w:r>
-        <w:rPr>
-          <w:highlight w:val="yellow"/>
-          <w:lang w:val="en-US"/>
-        </w:rPr>
-        <w:t>e</w:t>
-      </w:r>
-      <w:r>
-        <w:rPr>
-          <w:highlight w:val="yellow"/>
-        </w:rPr>
-        <w:t>-</w:t>
-      </w:r>
-      <w:r>
-        <w:rPr>
-          <w:highlight w:val="yellow"/>
-          <w:lang w:val="en-US"/>
-        </w:rPr>
-        <w:t>mail</w:t>
-      </w:r>
-      <w:r>
-        <w:rPr>
-          <w:highlight w:val="yellow"/>
-        </w:rPr>
-        <w:t>:</w:t>
-      </w:r>
-      <w:r>
-        <w:rPr>
-          <w:spacing w:val="-18"/>
-          <w:highlight w:val="yellow"/>
-        </w:rPr>
-        <w:t xml:space="preserve"> </w:t>
-      </w:r>
-      <w:hyperlink r:id="rId8">
+        <w:spacing w:line="360" w:lineRule="auto"/>
+        <w:rPr>
+          <w:highlight w:val="yellow"/>
+        </w:rPr>
+      </w:pPr>
+      <w:r>
+        <w:rPr>
+          <w:highlight w:val="yellow"/>
+        </w:rPr>
+        <w:t>Овсянников Дмитрий Александрович,</w:t>
+      </w:r>
+    </w:p>
+    <w:p>
+      <w:pPr>
+        <w:pStyle w:val="a3"/>
+        <w:spacing w:line="360" w:lineRule="auto"/>
+        <w:rPr>
+          <w:highlight w:val="yellow"/>
+        </w:rPr>
+      </w:pPr>
+      <w:r>
+        <w:rPr>
+          <w:highlight w:val="yellow"/>
+        </w:rPr>
+        <w:t xml:space="preserve">Доктор физико-математических наук, </w:t>
+      </w:r>
+    </w:p>
+    <w:p>
+      <w:pPr>
+        <w:pStyle w:val="a3"/>
+        <w:spacing w:line="360" w:lineRule="auto"/>
+        <w:rPr>
+          <w:highlight w:val="yellow"/>
+        </w:rPr>
+      </w:pPr>
+      <w:r>
+        <w:rPr>
+          <w:highlight w:val="yellow"/>
+        </w:rPr>
+        <w:t xml:space="preserve">Заслуженный работник высшей школы РФ, </w:t>
+      </w:r>
+    </w:p>
+    <w:p>
+      <w:pPr>
+        <w:pStyle w:val="a3"/>
+        <w:spacing w:line="360" w:lineRule="auto"/>
+        <w:rPr>
+          <w:highlight w:val="yellow"/>
+        </w:rPr>
+      </w:pPr>
+      <w:r>
+        <w:rPr>
+          <w:highlight w:val="yellow"/>
+        </w:rPr>
+        <w:t xml:space="preserve">профессор, </w:t>
+      </w:r>
+    </w:p>
+    <w:p>
+      <w:pPr>
+        <w:pStyle w:val="a3"/>
+        <w:spacing w:line="360" w:lineRule="auto"/>
+        <w:rPr>
+          <w:highlight w:val="yellow"/>
+        </w:rPr>
+      </w:pPr>
+      <w:r>
+        <w:rPr>
+          <w:highlight w:val="yellow"/>
+        </w:rPr>
+        <w:t>заведующий кафедрой</w:t>
+      </w:r>
+    </w:p>
+    <w:p>
+      <w:pPr>
+        <w:pStyle w:val="a3"/>
+        <w:spacing w:line="360" w:lineRule="auto"/>
+        <w:rPr>
+          <w:highlight w:val="yellow"/>
+        </w:rPr>
+      </w:pPr>
+      <w:r>
+        <w:rPr>
+          <w:highlight w:val="yellow"/>
+        </w:rPr>
+        <w:t>теории систем управления электрофизической аппаратурой</w:t>
+      </w:r>
+    </w:p>
+    <w:p>
+      <w:pPr>
+        <w:pStyle w:val="a3"/>
+        <w:spacing w:line="360" w:lineRule="auto"/>
+        <w:rPr>
+          <w:highlight w:val="yellow"/>
+        </w:rPr>
+      </w:pPr>
+      <w:r>
+        <w:rPr>
+          <w:highlight w:val="yellow"/>
+        </w:rPr>
+        <w:t>Санкт-Петербургского государственного университета,</w:t>
+      </w:r>
+    </w:p>
+    <w:p>
+      <w:pPr>
+        <w:pStyle w:val="a3"/>
+        <w:spacing w:line="360" w:lineRule="auto"/>
+        <w:rPr>
+          <w:highlight w:val="yellow"/>
+        </w:rPr>
+      </w:pPr>
+      <w:r>
+        <w:rPr>
+          <w:highlight w:val="yellow"/>
+        </w:rPr>
+        <w:t>СПбГУ, Петергоф, Университетский пр., д. 35, комн. 370</w:t>
+      </w:r>
+    </w:p>
+    <w:p>
+      <w:pPr>
+        <w:pStyle w:val="a3"/>
+        <w:spacing w:line="360" w:lineRule="auto"/>
+        <w:rPr>
+          <w:highlight w:val="yellow"/>
+          <w:lang w:val="en-US"/>
+        </w:rPr>
+      </w:pPr>
+      <w:r>
+        <w:rPr>
+          <w:highlight w:val="yellow"/>
+          <w:lang w:val="en-US"/>
+        </w:rPr>
+        <w:t xml:space="preserve">E-mail: </w:t>
+      </w:r>
+      <w:hyperlink r:id="rId8" w:history="1">
         <w:r>
           <w:rPr>
+            <w:rStyle w:val="a6"/>
             <w:highlight w:val="yellow"/>
             <w:lang w:val="en-US"/>
           </w:rPr>
-          <w:t>osmirnov</w:t>
+          <w:t>d.a.ovsyannikov@spbu.ru</w:t>
         </w:r>
-        <w:r>
-          <w:rPr>
-            <w:highlight w:val="yellow"/>
-          </w:rPr>
-          <w:t>@</w:t>
-        </w:r>
-        <w:r>
-          <w:rPr>
-            <w:highlight w:val="yellow"/>
-            <w:lang w:val="en-US"/>
-          </w:rPr>
-          <w:t>jinr</w:t>
-        </w:r>
-        <w:r>
-          <w:rPr>
-            <w:highlight w:val="yellow"/>
-          </w:rPr>
-          <w:t>.</w:t>
-        </w:r>
-        <w:proofErr w:type="spellStart"/>
-        <w:r>
-          <w:rPr>
-            <w:highlight w:val="yellow"/>
-            <w:lang w:val="en-US"/>
-          </w:rPr>
-          <w:t>ru</w:t>
-        </w:r>
-        <w:proofErr w:type="spellEnd"/>
       </w:hyperlink>
-      <w:r>
-        <w:rPr>
-          <w:highlight w:val="yellow"/>
-        </w:rPr>
-        <w:t xml:space="preserve"> Тел: +7(496)2163518</w:t>
+    </w:p>
+    <w:p>
+      <w:pPr>
+        <w:pStyle w:val="a3"/>
+        <w:spacing w:line="360" w:lineRule="auto"/>
+      </w:pPr>
+      <w:r>
+        <w:rPr>
+          <w:highlight w:val="yellow"/>
+        </w:rPr>
+        <w:t>Тел. (812) 428-47-29</w:t>
       </w:r>
     </w:p>
     <w:p>
@@ -2762,7 +2592,13 @@
         <w:rPr>
           <w:highlight w:val="yellow"/>
         </w:rPr>
-        <w:t>О.</w:t>
+        <w:t>Д</w:t>
+      </w:r>
+      <w:r>
+        <w:rPr>
+          <w:highlight w:val="yellow"/>
+        </w:rPr>
+        <w:t>.</w:t>
       </w:r>
       <w:r>
         <w:rPr>
@@ -2775,7 +2611,13 @@
         <w:rPr>
           <w:highlight w:val="yellow"/>
         </w:rPr>
-        <w:t>Ю.</w:t>
+        <w:t>А</w:t>
+      </w:r>
+      <w:r>
+        <w:rPr>
+          <w:highlight w:val="yellow"/>
+        </w:rPr>
+        <w:t>.</w:t>
       </w:r>
       <w:r>
         <w:rPr>
@@ -2788,7 +2630,13 @@
         <w:rPr>
           <w:highlight w:val="yellow"/>
         </w:rPr>
-        <w:t>Смирнова</w:t>
+        <w:t>Овсянников</w:t>
+      </w:r>
+      <w:r>
+        <w:rPr>
+          <w:highlight w:val="yellow"/>
+        </w:rPr>
+        <w:t>а</w:t>
       </w:r>
       <w:r>
         <w:rPr>
@@ -2810,6 +2658,7 @@
         <w:pStyle w:val="a3"/>
         <w:spacing w:before="160"/>
         <w:rPr>
+          <w:spacing w:val="-2"/>
           <w:highlight w:val="yellow"/>
         </w:rPr>
       </w:pPr>
@@ -2837,236 +2686,81 @@
     <w:p>
       <w:pPr>
         <w:pStyle w:val="a3"/>
-        <w:spacing w:before="163" w:line="360" w:lineRule="auto"/>
-        <w:rPr>
-          <w:highlight w:val="yellow"/>
-        </w:rPr>
-      </w:pPr>
-      <w:r>
-        <w:rPr>
-          <w:highlight w:val="yellow"/>
-        </w:rPr>
-        <w:t>лаборатории</w:t>
-      </w:r>
-      <w:r>
+        <w:spacing w:before="160"/>
         <w:rPr>
           <w:spacing w:val="-2"/>
           <w:highlight w:val="yellow"/>
         </w:rPr>
-        <w:t xml:space="preserve"> </w:t>
-      </w:r>
-      <w:r>
-        <w:rPr>
-          <w:highlight w:val="yellow"/>
-        </w:rPr>
-        <w:t>ядерных</w:t>
-      </w:r>
-      <w:r>
-        <w:rPr>
-          <w:spacing w:val="-6"/>
-          <w:highlight w:val="yellow"/>
-        </w:rPr>
-        <w:t xml:space="preserve"> </w:t>
-      </w:r>
-      <w:r>
-        <w:rPr>
-          <w:highlight w:val="yellow"/>
-        </w:rPr>
-        <w:t>проблем</w:t>
-      </w:r>
+      </w:pPr>
       <w:r>
         <w:rPr>
           <w:spacing w:val="-2"/>
           <w:highlight w:val="yellow"/>
         </w:rPr>
-        <w:t xml:space="preserve"> </w:t>
-      </w:r>
-      <w:r>
-        <w:rPr>
-          <w:highlight w:val="yellow"/>
-        </w:rPr>
-        <w:t>им.</w:t>
-      </w:r>
-      <w:r>
-        <w:rPr>
-          <w:spacing w:val="-4"/>
-          <w:highlight w:val="yellow"/>
-        </w:rPr>
-        <w:t xml:space="preserve"> </w:t>
-      </w:r>
-      <w:r>
-        <w:rPr>
-          <w:highlight w:val="yellow"/>
-        </w:rPr>
-        <w:t>В.</w:t>
-      </w:r>
-      <w:r>
-        <w:rPr>
-          <w:spacing w:val="-7"/>
-          <w:highlight w:val="yellow"/>
-        </w:rPr>
-        <w:t xml:space="preserve"> </w:t>
-      </w:r>
-      <w:r>
-        <w:rPr>
-          <w:highlight w:val="yellow"/>
-        </w:rPr>
-        <w:t>П.</w:t>
-      </w:r>
-      <w:r>
-        <w:rPr>
-          <w:spacing w:val="-4"/>
-          <w:highlight w:val="yellow"/>
-        </w:rPr>
-        <w:t xml:space="preserve"> </w:t>
-      </w:r>
-      <w:proofErr w:type="spellStart"/>
-      <w:r>
-        <w:rPr>
-          <w:highlight w:val="yellow"/>
-        </w:rPr>
-        <w:t>Джелепова</w:t>
-      </w:r>
-      <w:proofErr w:type="spellEnd"/>
-      <w:r>
-        <w:rPr>
-          <w:spacing w:val="-3"/>
-          <w:highlight w:val="yellow"/>
-        </w:rPr>
-        <w:t xml:space="preserve"> </w:t>
-      </w:r>
-      <w:r>
-        <w:rPr>
-          <w:highlight w:val="yellow"/>
-        </w:rPr>
-        <w:t>И.</w:t>
-      </w:r>
-      <w:r>
-        <w:rPr>
-          <w:spacing w:val="-4"/>
-          <w:highlight w:val="yellow"/>
-        </w:rPr>
-        <w:t xml:space="preserve"> </w:t>
-      </w:r>
-      <w:r>
-        <w:rPr>
-          <w:highlight w:val="yellow"/>
-        </w:rPr>
-        <w:t>В.</w:t>
-      </w:r>
-      <w:r>
-        <w:rPr>
-          <w:spacing w:val="-7"/>
-          <w:highlight w:val="yellow"/>
-        </w:rPr>
-        <w:t xml:space="preserve"> </w:t>
-      </w:r>
-      <w:r>
-        <w:rPr>
-          <w:highlight w:val="yellow"/>
-        </w:rPr>
-        <w:t>Симоненко Международная межправительственная организация</w:t>
-      </w:r>
-    </w:p>
-    <w:p>
-      <w:pPr>
-        <w:pStyle w:val="a3"/>
-        <w:spacing w:line="360" w:lineRule="auto"/>
-        <w:ind w:right="2974"/>
-        <w:rPr>
-          <w:highlight w:val="yellow"/>
-        </w:rPr>
-      </w:pPr>
-      <w:r>
-        <w:rPr>
-          <w:highlight w:val="yellow"/>
-        </w:rPr>
-        <w:t>Объединенный</w:t>
-      </w:r>
-      <w:r>
-        <w:rPr>
-          <w:spacing w:val="-10"/>
-          <w:highlight w:val="yellow"/>
-        </w:rPr>
-        <w:t xml:space="preserve"> </w:t>
-      </w:r>
-      <w:r>
-        <w:rPr>
-          <w:highlight w:val="yellow"/>
-        </w:rPr>
-        <w:t>институт</w:t>
-      </w:r>
-      <w:r>
-        <w:rPr>
-          <w:spacing w:val="-11"/>
-          <w:highlight w:val="yellow"/>
-        </w:rPr>
-        <w:t xml:space="preserve"> </w:t>
-      </w:r>
-      <w:r>
-        <w:rPr>
-          <w:highlight w:val="yellow"/>
-        </w:rPr>
-        <w:t>ядерных</w:t>
-      </w:r>
-      <w:r>
-        <w:rPr>
-          <w:spacing w:val="-9"/>
-          <w:highlight w:val="yellow"/>
-        </w:rPr>
-        <w:t xml:space="preserve"> </w:t>
-      </w:r>
-      <w:r>
-        <w:rPr>
-          <w:highlight w:val="yellow"/>
-        </w:rPr>
-        <w:t>исследований</w:t>
-      </w:r>
-      <w:r>
-        <w:rPr>
-          <w:spacing w:val="-10"/>
-          <w:highlight w:val="yellow"/>
-        </w:rPr>
-        <w:t xml:space="preserve"> </w:t>
-      </w:r>
-      <w:r>
-        <w:rPr>
-          <w:highlight w:val="yellow"/>
-        </w:rPr>
-        <w:t xml:space="preserve">(ОИЯИ) 141980, Дубна, ул. </w:t>
-      </w:r>
-      <w:proofErr w:type="spellStart"/>
-      <w:r>
-        <w:rPr>
-          <w:highlight w:val="yellow"/>
-        </w:rPr>
-        <w:t>Жолио</w:t>
-      </w:r>
-      <w:proofErr w:type="spellEnd"/>
-      <w:r>
-        <w:rPr>
-          <w:highlight w:val="yellow"/>
-        </w:rPr>
-        <w:t xml:space="preserve"> Кюри 6, ЛЯП</w:t>
-      </w:r>
-    </w:p>
-    <w:p>
-      <w:pPr>
-        <w:pStyle w:val="a3"/>
-        <w:spacing w:before="1" w:line="360" w:lineRule="auto"/>
-        <w:ind w:right="6914"/>
-        <w:sectPr>
-          <w:pgSz w:w="11910" w:h="16840"/>
-          <w:pgMar w:top="920" w:right="708" w:bottom="1180" w:left="1133" w:header="0" w:footer="998" w:gutter="0"/>
-          <w:cols w:space="720"/>
-        </w:sectPr>
-      </w:pPr>
-      <w:r>
-        <w:rPr>
-          <w:highlight w:val="yellow"/>
-          <w:lang w:val="en-US"/>
-        </w:rPr>
-        <w:t>e</w:t>
+        <w:t xml:space="preserve">Кафедры </w:t>
+      </w:r>
+      <w:r>
+        <w:rPr>
+          <w:highlight w:val="yellow"/>
+        </w:rPr>
+        <w:t>теории систем управления электрофизической аппаратурой</w:t>
+      </w:r>
+    </w:p>
+    <w:p>
+      <w:pPr>
+        <w:pStyle w:val="a3"/>
+        <w:spacing w:before="160"/>
+        <w:rPr>
+          <w:spacing w:val="-2"/>
+          <w:highlight w:val="yellow"/>
+        </w:rPr>
+      </w:pPr>
+      <w:r>
+        <w:rPr>
+          <w:highlight w:val="yellow"/>
+        </w:rPr>
+        <w:t>Санкт-Петербургского государственного университета,</w:t>
+      </w:r>
+    </w:p>
+    <w:p>
+      <w:pPr>
+        <w:pStyle w:val="a3"/>
+        <w:spacing w:before="160"/>
+        <w:rPr>
+          <w:spacing w:val="-2"/>
+          <w:highlight w:val="yellow"/>
+          <w:lang w:val="en-US"/>
+        </w:rPr>
+      </w:pPr>
+      <w:r>
+        <w:rPr>
+          <w:highlight w:val="yellow"/>
+        </w:rPr>
+        <w:t xml:space="preserve">СПбГУ, Петергоф, Университетский пр., д. 35, комн. </w:t>
+      </w:r>
+      <w:r>
+        <w:rPr>
+          <w:highlight w:val="yellow"/>
+          <w:lang w:val="en-US"/>
+        </w:rPr>
+        <w:t>370</w:t>
+      </w:r>
+    </w:p>
+    <w:p>
+      <w:pPr>
+        <w:pStyle w:val="a3"/>
+        <w:spacing w:before="160"/>
+        <w:rPr>
+          <w:spacing w:val="-2"/>
+          <w:highlight w:val="yellow"/>
+        </w:rPr>
+      </w:pPr>
+      <w:r>
+        <w:rPr>
+          <w:highlight w:val="yellow"/>
+          <w:lang w:val="en-US"/>
+        </w:rPr>
+        <w:t>E</w:t>
       </w:r>
       <w:r>
         <w:rPr>
@@ -3085,57 +2779,33 @@
         <w:rPr>
           <w:highlight w:val="yellow"/>
         </w:rPr>
-        <w:t>:</w:t>
-      </w:r>
-      <w:r>
-        <w:rPr>
-          <w:spacing w:val="-18"/>
-          <w:highlight w:val="yellow"/>
-        </w:rPr>
-        <w:t xml:space="preserve"> </w:t>
-      </w:r>
-      <w:hyperlink r:id="rId9">
-        <w:r>
-          <w:rPr>
-            <w:highlight w:val="yellow"/>
-            <w:lang w:val="en-US"/>
-          </w:rPr>
-          <w:t>titkova</w:t>
-        </w:r>
-        <w:r>
-          <w:rPr>
-            <w:highlight w:val="yellow"/>
-          </w:rPr>
-          <w:t>@</w:t>
-        </w:r>
-        <w:r>
-          <w:rPr>
-            <w:highlight w:val="yellow"/>
-            <w:lang w:val="en-US"/>
-          </w:rPr>
-          <w:t>jinr</w:t>
-        </w:r>
-        <w:r>
-          <w:rPr>
-            <w:highlight w:val="yellow"/>
-          </w:rPr>
-          <w:t>.</w:t>
-        </w:r>
-        <w:proofErr w:type="spellStart"/>
-        <w:r>
-          <w:rPr>
-            <w:highlight w:val="yellow"/>
-            <w:lang w:val="en-US"/>
-          </w:rPr>
-          <w:t>ru</w:t>
-        </w:r>
-        <w:proofErr w:type="spellEnd"/>
-      </w:hyperlink>
-      <w:r>
-        <w:rPr>
-          <w:highlight w:val="yellow"/>
-        </w:rPr>
-        <w:t xml:space="preserve"> Тел.: +7(496)216243</w:t>
+        <w:t xml:space="preserve">: </w:t>
+      </w:r>
+    </w:p>
+    <w:p>
+      <w:pPr>
+        <w:pStyle w:val="a3"/>
+        <w:spacing w:before="160"/>
+        <w:rPr>
+          <w:highlight w:val="yellow"/>
+        </w:rPr>
+      </w:pPr>
+      <w:r>
+        <w:rPr>
+          <w:highlight w:val="yellow"/>
+        </w:rPr>
+        <w:t xml:space="preserve">Тел. </w:t>
+      </w:r>
+    </w:p>
+    <w:p>
+      <w:pPr>
+        <w:rPr>
+          <w:sz w:val="28"/>
+          <w:szCs w:val="28"/>
+        </w:rPr>
+      </w:pPr>
+      <w:r>
+        <w:br w:type="page"/>
       </w:r>
     </w:p>
     <w:p>
@@ -3453,56 +3123,19 @@
           <w:p>
             <w:pPr>
               <w:pStyle w:val="TableParagraph"/>
-              <w:spacing w:before="2"/>
-              <w:ind w:left="516" w:firstLine="1538"/>
-              <w:jc w:val="left"/>
+              <w:spacing w:line="300" w:lineRule="exact"/>
               <w:rPr>
                 <w:sz w:val="28"/>
+                <w:highlight w:val="yellow"/>
               </w:rPr>
             </w:pPr>
             <w:r>
               <w:rPr>
                 <w:spacing w:val="-2"/>
                 <w:sz w:val="28"/>
+                <w:highlight w:val="yellow"/>
               </w:rPr>
-              <w:t xml:space="preserve">Международная </w:t>
-            </w:r>
-            <w:r>
-              <w:rPr>
-                <w:sz w:val="28"/>
-              </w:rPr>
-              <w:t>межправительственная</w:t>
-            </w:r>
-            <w:r>
-              <w:rPr>
-                <w:spacing w:val="-18"/>
-                <w:sz w:val="28"/>
-              </w:rPr>
-              <w:t xml:space="preserve"> </w:t>
-            </w:r>
-            <w:r>
-              <w:rPr>
-                <w:sz w:val="28"/>
-              </w:rPr>
-              <w:t>организация Объединенный институт ядерных</w:t>
-            </w:r>
-          </w:p>
-          <w:p>
-            <w:pPr>
-              <w:pStyle w:val="TableParagraph"/>
-              <w:spacing w:line="300" w:lineRule="exact"/>
-              <w:ind w:left="1850"/>
-              <w:jc w:val="left"/>
-              <w:rPr>
-                <w:sz w:val="28"/>
-              </w:rPr>
-            </w:pPr>
-            <w:r>
-              <w:rPr>
-                <w:spacing w:val="-2"/>
-                <w:sz w:val="28"/>
-              </w:rPr>
-              <w:t>исследований</w:t>
+              <w:t>Федеральное государственное бюджетное образовательное учреждение высшего образования «Санкт-Петербургский государственный университет»</w:t>
             </w:r>
           </w:p>
         </w:tc>
@@ -3619,14 +3252,17 @@
               <w:ind w:right="2"/>
               <w:rPr>
                 <w:sz w:val="28"/>
+                <w:highlight w:val="yellow"/>
               </w:rPr>
             </w:pPr>
             <w:r>
               <w:rPr>
                 <w:spacing w:val="-4"/>
                 <w:sz w:val="28"/>
+                <w:highlight w:val="yellow"/>
               </w:rPr>
-              <w:t>ОИЯИ</w:t>
+              <w:tab/>
+              <w:t>Санкт-Петербургский государственный университет, Санкт-Петербургский университет, СПбГУ</w:t>
             </w:r>
           </w:p>
         </w:tc>
@@ -3681,11 +3317,13 @@
               <w:ind w:right="2"/>
               <w:rPr>
                 <w:sz w:val="28"/>
+                <w:highlight w:val="yellow"/>
               </w:rPr>
             </w:pPr>
             <w:r>
               <w:rPr>
                 <w:sz w:val="28"/>
+                <w:highlight w:val="yellow"/>
               </w:rPr>
               <w:t>Правительство</w:t>
             </w:r>
@@ -3693,6 +3331,7 @@
               <w:rPr>
                 <w:spacing w:val="-15"/>
                 <w:sz w:val="28"/>
+                <w:highlight w:val="yellow"/>
               </w:rPr>
               <w:t xml:space="preserve"> </w:t>
             </w:r>
@@ -3700,6 +3339,7 @@
               <w:rPr>
                 <w:spacing w:val="-5"/>
                 <w:sz w:val="28"/>
+                <w:highlight w:val="yellow"/>
               </w:rPr>
               <w:t>РФ</w:t>
             </w:r>
@@ -3777,106 +3417,16 @@
               <w:jc w:val="left"/>
               <w:rPr>
                 <w:sz w:val="28"/>
+                <w:highlight w:val="yellow"/>
               </w:rPr>
             </w:pPr>
             <w:r>
               <w:rPr>
                 <w:sz w:val="28"/>
+                <w:highlight w:val="yellow"/>
               </w:rPr>
-              <w:t>141980,</w:t>
-            </w:r>
-            <w:r>
-              <w:rPr>
-                <w:spacing w:val="-4"/>
-                <w:sz w:val="28"/>
-              </w:rPr>
-              <w:t xml:space="preserve"> </w:t>
-            </w:r>
-            <w:r>
-              <w:rPr>
-                <w:sz w:val="28"/>
-              </w:rPr>
-              <w:t>Российская</w:t>
-            </w:r>
-            <w:r>
-              <w:rPr>
-                <w:spacing w:val="-6"/>
-                <w:sz w:val="28"/>
-              </w:rPr>
-              <w:t xml:space="preserve"> </w:t>
-            </w:r>
-            <w:r>
-              <w:rPr>
-                <w:sz w:val="28"/>
-              </w:rPr>
-              <w:t>Федерация,</w:t>
-            </w:r>
-            <w:r>
-              <w:rPr>
-                <w:spacing w:val="-2"/>
-                <w:sz w:val="28"/>
-              </w:rPr>
-              <w:t xml:space="preserve"> </w:t>
-            </w:r>
-            <w:r>
-              <w:rPr>
-                <w:sz w:val="28"/>
-              </w:rPr>
-              <w:t>Дубна, Московская</w:t>
-            </w:r>
-            <w:r>
-              <w:rPr>
-                <w:spacing w:val="-7"/>
-                <w:sz w:val="28"/>
-              </w:rPr>
-              <w:t xml:space="preserve"> </w:t>
-            </w:r>
-            <w:r>
-              <w:rPr>
-                <w:sz w:val="28"/>
-              </w:rPr>
-              <w:t>обл.,</w:t>
-            </w:r>
-            <w:r>
-              <w:rPr>
-                <w:spacing w:val="-4"/>
-                <w:sz w:val="28"/>
-              </w:rPr>
-              <w:t xml:space="preserve"> </w:t>
-            </w:r>
-            <w:r>
-              <w:rPr>
-                <w:sz w:val="28"/>
-              </w:rPr>
-              <w:t>ул.</w:t>
-            </w:r>
-            <w:r>
-              <w:rPr>
-                <w:spacing w:val="-5"/>
-                <w:sz w:val="28"/>
-              </w:rPr>
-              <w:t xml:space="preserve"> </w:t>
-            </w:r>
-            <w:proofErr w:type="spellStart"/>
-            <w:r>
-              <w:rPr>
-                <w:sz w:val="28"/>
-              </w:rPr>
-              <w:t>Жолио</w:t>
-            </w:r>
-            <w:proofErr w:type="spellEnd"/>
-            <w:r>
-              <w:rPr>
-                <w:sz w:val="28"/>
-              </w:rPr>
-              <w:t>-Кюри,</w:t>
-            </w:r>
-            <w:r>
-              <w:rPr>
-                <w:spacing w:val="-4"/>
-                <w:sz w:val="28"/>
-              </w:rPr>
-              <w:t xml:space="preserve"> д.6.</w:t>
+              <w:tab/>
+              <w:t>Россия, 199034, Санкт-Петербург, Университетская наб., д. 7–9</w:t>
             </w:r>
           </w:p>
         </w:tc>
@@ -3917,46 +3467,15 @@
               <w:spacing w:line="298" w:lineRule="exact"/>
               <w:rPr>
                 <w:sz w:val="24"/>
+                <w:highlight w:val="yellow"/>
               </w:rPr>
             </w:pPr>
             <w:r>
               <w:rPr>
                 <w:sz w:val="28"/>
+                <w:highlight w:val="yellow"/>
               </w:rPr>
-              <w:t>Тел.</w:t>
-            </w:r>
-            <w:r>
-              <w:rPr>
-                <w:spacing w:val="-5"/>
-                <w:sz w:val="28"/>
-              </w:rPr>
-              <w:t xml:space="preserve"> </w:t>
-            </w:r>
-            <w:r>
-              <w:rPr>
-                <w:sz w:val="28"/>
-              </w:rPr>
-              <w:t>(496)</w:t>
-            </w:r>
-            <w:r>
-              <w:rPr>
-                <w:spacing w:val="-4"/>
-                <w:sz w:val="28"/>
-              </w:rPr>
-              <w:t xml:space="preserve"> </w:t>
-            </w:r>
-            <w:r>
-              <w:rPr>
-                <w:sz w:val="24"/>
-              </w:rPr>
-              <w:t>216-50-</w:t>
-            </w:r>
-            <w:r>
-              <w:rPr>
-                <w:spacing w:val="-5"/>
-                <w:sz w:val="24"/>
-              </w:rPr>
-              <w:t>59</w:t>
+              <w:t>+7 (812) 325–87–36</w:t>
             </w:r>
           </w:p>
         </w:tc>
@@ -4023,17 +3542,17 @@
               <w:spacing w:line="302" w:lineRule="exact"/>
               <w:rPr>
                 <w:sz w:val="28"/>
+                <w:highlight w:val="yellow"/>
               </w:rPr>
             </w:pPr>
-            <w:hyperlink r:id="rId10">
-              <w:r>
-                <w:rPr>
-                  <w:spacing w:val="-2"/>
-                  <w:sz w:val="28"/>
-                </w:rPr>
-                <w:t>post@jinr.ru</w:t>
-              </w:r>
-            </w:hyperlink>
+            <w:r>
+              <w:rPr>
+                <w:sz w:val="28"/>
+                <w:szCs w:val="28"/>
+                <w:highlight w:val="yellow"/>
+              </w:rPr>
+              <w:t>spbu@spbu.ru</w:t>
+            </w:r>
           </w:p>
         </w:tc>
       </w:tr>
@@ -4080,22 +3599,39 @@
               <w:ind w:right="4"/>
               <w:rPr>
                 <w:sz w:val="28"/>
+                <w:highlight w:val="yellow"/>
               </w:rPr>
             </w:pPr>
             <w:r>
               <w:rPr>
                 <w:spacing w:val="-2"/>
                 <w:sz w:val="28"/>
+                <w:highlight w:val="yellow"/>
               </w:rPr>
               <w:t>https://</w:t>
             </w:r>
-            <w:hyperlink r:id="rId11">
+            <w:hyperlink r:id="rId9">
               <w:r>
                 <w:rPr>
                   <w:spacing w:val="-2"/>
                   <w:sz w:val="28"/>
+                  <w:highlight w:val="yellow"/>
                 </w:rPr>
-                <w:t>www.jinr.ru/</w:t>
+                <w:t>www.</w:t>
+              </w:r>
+              <w:r>
+                <w:rPr>
+                  <w:highlight w:val="yellow"/>
+                </w:rPr>
+                <w:t xml:space="preserve"> </w:t>
+              </w:r>
+              <w:r>
+                <w:rPr>
+                  <w:spacing w:val="-2"/>
+                  <w:sz w:val="28"/>
+                  <w:highlight w:val="yellow"/>
+                </w:rPr>
+                <w:t>spbu.ru</w:t>
               </w:r>
             </w:hyperlink>
           </w:p>
@@ -4314,168 +3850,32 @@
           <w:rFonts w:eastAsia="Calibri"/>
           <w:sz w:val="24"/>
           <w:szCs w:val="24"/>
-          <w:lang w:val="en-US"/>
-        </w:rPr>
-      </w:pPr>
-      <w:proofErr w:type="spellStart"/>
-      <w:r>
-        <w:rPr>
-          <w:rFonts w:eastAsia="Calibri"/>
-          <w:sz w:val="24"/>
-          <w:szCs w:val="24"/>
-          <w:lang w:val="en-US"/>
-        </w:rPr>
-        <w:t>Syresin</w:t>
-      </w:r>
-      <w:proofErr w:type="spellEnd"/>
-      <w:r>
-        <w:rPr>
-          <w:rFonts w:eastAsia="Calibri"/>
-          <w:sz w:val="24"/>
-          <w:szCs w:val="24"/>
-          <w:lang w:val="en-US"/>
-        </w:rPr>
-        <w:t xml:space="preserve"> E. M., </w:t>
-      </w:r>
-      <w:proofErr w:type="spellStart"/>
-      <w:r>
-        <w:rPr>
-          <w:rFonts w:eastAsia="Calibri"/>
-          <w:sz w:val="24"/>
-          <w:szCs w:val="24"/>
-          <w:lang w:val="en-US"/>
-        </w:rPr>
-        <w:t>Butenko</w:t>
-      </w:r>
-      <w:proofErr w:type="spellEnd"/>
-      <w:r>
-        <w:rPr>
-          <w:rFonts w:eastAsia="Calibri"/>
-          <w:sz w:val="24"/>
-          <w:szCs w:val="24"/>
-          <w:lang w:val="en-US"/>
-        </w:rPr>
-        <w:t xml:space="preserve"> A. V., </w:t>
-      </w:r>
-      <w:proofErr w:type="spellStart"/>
-      <w:r>
-        <w:rPr>
-          <w:rFonts w:eastAsia="Calibri"/>
-          <w:sz w:val="24"/>
-          <w:szCs w:val="24"/>
-          <w:lang w:val="en-US"/>
-        </w:rPr>
-        <w:t>Zenkevich</w:t>
-      </w:r>
-      <w:proofErr w:type="spellEnd"/>
-      <w:r>
-        <w:rPr>
-          <w:rFonts w:eastAsia="Calibri"/>
-          <w:sz w:val="24"/>
-          <w:szCs w:val="24"/>
-          <w:lang w:val="en-US"/>
-        </w:rPr>
-        <w:t xml:space="preserve"> P. R., Kozlov O. S., Kolokolchikov S. D., </w:t>
-      </w:r>
-      <w:proofErr w:type="spellStart"/>
-      <w:r>
-        <w:rPr>
-          <w:rFonts w:eastAsia="Calibri"/>
-          <w:sz w:val="24"/>
-          <w:szCs w:val="24"/>
-          <w:lang w:val="en-US"/>
-        </w:rPr>
-        <w:t>Kostromin</w:t>
-      </w:r>
-      <w:proofErr w:type="spellEnd"/>
-      <w:r>
-        <w:rPr>
-          <w:rFonts w:eastAsia="Calibri"/>
-          <w:sz w:val="24"/>
-          <w:szCs w:val="24"/>
-          <w:lang w:val="en-US"/>
-        </w:rPr>
-        <w:t xml:space="preserve"> S. A., </w:t>
-      </w:r>
-      <w:proofErr w:type="spellStart"/>
-      <w:r>
-        <w:rPr>
-          <w:rFonts w:eastAsia="Calibri"/>
-          <w:sz w:val="24"/>
-          <w:szCs w:val="24"/>
-          <w:lang w:val="en-US"/>
-        </w:rPr>
-        <w:t>Meshkov</w:t>
-      </w:r>
-      <w:proofErr w:type="spellEnd"/>
-      <w:r>
-        <w:rPr>
-          <w:rFonts w:eastAsia="Calibri"/>
-          <w:sz w:val="24"/>
-          <w:szCs w:val="24"/>
-          <w:lang w:val="en-US"/>
-        </w:rPr>
-        <w:t xml:space="preserve"> I. N., </w:t>
-      </w:r>
-      <w:proofErr w:type="spellStart"/>
-      <w:r>
-        <w:rPr>
-          <w:rFonts w:eastAsia="Calibri"/>
-          <w:sz w:val="24"/>
-          <w:szCs w:val="24"/>
-          <w:lang w:val="en-US"/>
-        </w:rPr>
-        <w:t>Mityanina</w:t>
-      </w:r>
-      <w:proofErr w:type="spellEnd"/>
-      <w:r>
-        <w:rPr>
-          <w:rFonts w:eastAsia="Calibri"/>
-          <w:sz w:val="24"/>
-          <w:szCs w:val="24"/>
-          <w:lang w:val="en-US"/>
-        </w:rPr>
-        <w:t xml:space="preserve"> N. V., Senichev Yu. V., </w:t>
-      </w:r>
-      <w:proofErr w:type="spellStart"/>
-      <w:r>
-        <w:rPr>
-          <w:rFonts w:eastAsia="Calibri"/>
-          <w:sz w:val="24"/>
-          <w:szCs w:val="24"/>
-          <w:lang w:val="en-US"/>
-        </w:rPr>
-        <w:t>Sidorin</w:t>
-      </w:r>
-      <w:proofErr w:type="spellEnd"/>
-      <w:r>
-        <w:rPr>
-          <w:rFonts w:eastAsia="Calibri"/>
-          <w:sz w:val="24"/>
-          <w:szCs w:val="24"/>
-          <w:lang w:val="en-US"/>
-        </w:rPr>
-        <w:t xml:space="preserve"> A. O., </w:t>
-      </w:r>
-      <w:proofErr w:type="spellStart"/>
-      <w:r>
-        <w:rPr>
-          <w:rFonts w:eastAsia="Calibri"/>
-          <w:sz w:val="24"/>
-          <w:szCs w:val="24"/>
-          <w:lang w:val="en-US"/>
-        </w:rPr>
-        <w:t>Trubnikov</w:t>
-      </w:r>
-      <w:proofErr w:type="spellEnd"/>
-      <w:r>
-        <w:rPr>
-          <w:rFonts w:eastAsia="Calibri"/>
-          <w:sz w:val="24"/>
-          <w:szCs w:val="24"/>
-          <w:lang w:val="en-US"/>
-        </w:rPr>
-        <w:t xml:space="preserve"> G. V. Formation of Polarized Proton Beams in the NICA Collider-Accelerator Complex // Physics of Particles and Nuclei. – 2021. – Vol. 52, № 5. – P. 997–1017.</w:t>
+        </w:rPr>
+      </w:pPr>
+      <w:r>
+        <w:rPr>
+          <w:rFonts w:eastAsia="Calibri"/>
+          <w:sz w:val="24"/>
+          <w:szCs w:val="24"/>
+        </w:rPr>
+        <w:t xml:space="preserve">Колокольчиков С. Д., Сеничев Ю. В. Магнито-оптическая структура коллайдера </w:t>
+      </w:r>
+      <w:r>
+        <w:rPr>
+          <w:rFonts w:eastAsia="Calibri"/>
+          <w:sz w:val="24"/>
+          <w:szCs w:val="24"/>
+          <w:lang w:val="en-US"/>
+        </w:rPr>
+        <w:t>NICA</w:t>
+      </w:r>
+      <w:r>
+        <w:rPr>
+          <w:rFonts w:eastAsia="Calibri"/>
+          <w:sz w:val="24"/>
+          <w:szCs w:val="24"/>
+        </w:rPr>
+        <w:t xml:space="preserve"> с высокой критической энергией // Ядерная физика и инжиниринг. – 2022. – Т. 13, № 1. – С. 27–36.</w:t>
       </w:r>
     </w:p>
     <w:p>
@@ -4502,42 +3902,7 @@
           <w:sz w:val="24"/>
           <w:szCs w:val="24"/>
         </w:rPr>
-        <w:t xml:space="preserve">Колокольчиков С. Д., Сеничев Ю. В. </w:t>
-      </w:r>
-      <w:proofErr w:type="spellStart"/>
-      <w:r>
-        <w:rPr>
-          <w:rFonts w:eastAsia="Calibri"/>
-          <w:sz w:val="24"/>
-          <w:szCs w:val="24"/>
-        </w:rPr>
-        <w:t>Магнито</w:t>
-      </w:r>
-      <w:proofErr w:type="spellEnd"/>
-      <w:r>
-        <w:rPr>
-          <w:rFonts w:eastAsia="Calibri"/>
-          <w:sz w:val="24"/>
-          <w:szCs w:val="24"/>
-        </w:rPr>
-        <w:t xml:space="preserve">-оптическая структура коллайдера </w:t>
-      </w:r>
-      <w:r>
-        <w:rPr>
-          <w:rFonts w:eastAsia="Calibri"/>
-          <w:sz w:val="24"/>
-          <w:szCs w:val="24"/>
-          <w:lang w:val="en-US"/>
-        </w:rPr>
-        <w:t>NICA</w:t>
-      </w:r>
-      <w:r>
-        <w:rPr>
-          <w:rFonts w:eastAsia="Calibri"/>
-          <w:sz w:val="24"/>
-          <w:szCs w:val="24"/>
-        </w:rPr>
-        <w:t xml:space="preserve"> с высокой критической энергией // Ядерная физика и инжиниринг. – 2022. – Т. 13, № 1. – С. 27–36.</w:t>
+        <w:t>Колокольчиков С. Д., Сеничев Ю. В. Особенности прохождения и повышения критической энергии синхротрона // Ядерная физика и инжиниринг. – 2023. – Т. 14, № 6. – С. 587–592.</w:t>
       </w:r>
     </w:p>
     <w:p>
@@ -4556,16 +3921,17 @@
           <w:rFonts w:eastAsia="Calibri"/>
           <w:sz w:val="24"/>
           <w:szCs w:val="24"/>
-        </w:rPr>
-      </w:pPr>
-      <w:r>
-        <w:rPr>
-          <w:rFonts w:eastAsia="Calibri"/>
-          <w:sz w:val="24"/>
-          <w:szCs w:val="24"/>
-        </w:rPr>
-        <w:lastRenderedPageBreak/>
-        <w:t>Колокольчиков С. Д., Сеничев Ю. В. Особенности прохождения и повышения критической энергии синхротрона // Ядерная физика и инжиниринг. – 2023. – Т. 14, № 6. – С. 587–592.</w:t>
+          <w:lang w:val="en-US"/>
+        </w:rPr>
+      </w:pPr>
+      <w:r>
+        <w:rPr>
+          <w:rFonts w:eastAsia="Calibri"/>
+          <w:sz w:val="24"/>
+          <w:szCs w:val="24"/>
+          <w:lang w:val="en-US"/>
+        </w:rPr>
+        <w:t>Kolokolchikov S. D., Senichev Yu. V., Kalinin V. A. Transition Energy Crossing in Harmonic RF at Proton Synchrotron U-70 // Physics of Atomic Nuclei. – 2024. – Vol. 87, № 9. – P. 1355–1362.</w:t>
       </w:r>
     </w:p>
     <w:p>
@@ -4594,7 +3960,48 @@
           <w:szCs w:val="24"/>
           <w:lang w:val="en-US"/>
         </w:rPr>
-        <w:t>Kolokolchikov S. D., Senichev Yu. V., Kalinin V. A. Transition Energy Crossing in Harmonic RF at Proton Synchrotron U-70 // Physics of Atomic Nuclei. – 2024. – Vol. 87, № 9. – P. 1355–1362.</w:t>
+        <w:lastRenderedPageBreak/>
+        <w:t xml:space="preserve">Kolokolchikov S. D., </w:t>
+      </w:r>
+      <w:proofErr w:type="spellStart"/>
+      <w:r>
+        <w:rPr>
+          <w:rFonts w:eastAsia="Calibri"/>
+          <w:sz w:val="24"/>
+          <w:szCs w:val="24"/>
+          <w:lang w:val="en-US"/>
+        </w:rPr>
+        <w:t>Aksentev</w:t>
+      </w:r>
+      <w:proofErr w:type="spellEnd"/>
+      <w:r>
+        <w:rPr>
+          <w:rFonts w:eastAsia="Calibri"/>
+          <w:sz w:val="24"/>
+          <w:szCs w:val="24"/>
+          <w:lang w:val="en-US"/>
+        </w:rPr>
+        <w:t xml:space="preserve"> A. E., </w:t>
+      </w:r>
+      <w:proofErr w:type="spellStart"/>
+      <w:r>
+        <w:rPr>
+          <w:rFonts w:eastAsia="Calibri"/>
+          <w:sz w:val="24"/>
+          <w:szCs w:val="24"/>
+          <w:lang w:val="en-US"/>
+        </w:rPr>
+        <w:t>Mel’nikov</w:t>
+      </w:r>
+      <w:proofErr w:type="spellEnd"/>
+      <w:r>
+        <w:rPr>
+          <w:rFonts w:eastAsia="Calibri"/>
+          <w:sz w:val="24"/>
+          <w:szCs w:val="24"/>
+          <w:lang w:val="en-US"/>
+        </w:rPr>
+        <w:t xml:space="preserve"> A. A., Senichev Yu. V. Transition Energy Crossing in NICA Collider of Polarized Proton Beam in Harmonic and Barrier RF // Physics of Atomic Nuclei. – 2024. – Vol. 87, № 10. – P. 1449–1454.</w:t>
       </w:r>
     </w:p>
     <w:p>
@@ -4623,7 +4030,7 @@
           <w:szCs w:val="24"/>
           <w:lang w:val="en-US"/>
         </w:rPr>
-        <w:t xml:space="preserve">Kolokolchikov S. D., </w:t>
+        <w:t xml:space="preserve">Kolokolchikov S. D., Senichev Yu. V., </w:t>
       </w:r>
       <w:proofErr w:type="spellStart"/>
       <w:r>
@@ -4643,7 +4050,7 @@
           <w:szCs w:val="24"/>
           <w:lang w:val="en-US"/>
         </w:rPr>
-        <w:t xml:space="preserve"> A. E., </w:t>
+        <w:t xml:space="preserve"> A. E., Melnikov A. A., </w:t>
       </w:r>
       <w:proofErr w:type="spellStart"/>
       <w:r>
@@ -4653,7 +4060,7 @@
           <w:szCs w:val="24"/>
           <w:lang w:val="en-US"/>
         </w:rPr>
-        <w:t>Mel’nikov</w:t>
+        <w:t>Ladygin</w:t>
       </w:r>
       <w:proofErr w:type="spellEnd"/>
       <w:r>
@@ -4663,7 +4070,47 @@
           <w:szCs w:val="24"/>
           <w:lang w:val="en-US"/>
         </w:rPr>
-        <w:t xml:space="preserve"> A. A., Senichev Yu. V. Transition Energy Crossing in NICA Collider of Polarized Proton Beam in Harmonic and Barrier RF // Physics of Atomic Nuclei. – 2024. – Vol. 87, № 10. – P. 1449–1454.</w:t>
+        <w:t xml:space="preserve"> V. P., </w:t>
+      </w:r>
+      <w:proofErr w:type="spellStart"/>
+      <w:r>
+        <w:rPr>
+          <w:rFonts w:eastAsia="Calibri"/>
+          <w:sz w:val="24"/>
+          <w:szCs w:val="24"/>
+          <w:lang w:val="en-US"/>
+        </w:rPr>
+        <w:t>Syresin</w:t>
+      </w:r>
+      <w:proofErr w:type="spellEnd"/>
+      <w:r>
+        <w:rPr>
+          <w:rFonts w:eastAsia="Calibri"/>
+          <w:sz w:val="24"/>
+          <w:szCs w:val="24"/>
+          <w:lang w:val="en-US"/>
+        </w:rPr>
+        <w:t xml:space="preserve"> E. M. Longitudinal Dynamic in NICA Barrier Bucket RF System at Transition Energy Including Impedances in </w:t>
+      </w:r>
+      <w:proofErr w:type="spellStart"/>
+      <w:r>
+        <w:rPr>
+          <w:rFonts w:eastAsia="Calibri"/>
+          <w:sz w:val="24"/>
+          <w:szCs w:val="24"/>
+          <w:lang w:val="en-US"/>
+        </w:rPr>
+        <w:t>BLonD</w:t>
+      </w:r>
+      <w:proofErr w:type="spellEnd"/>
+      <w:r>
+        <w:rPr>
+          <w:rFonts w:eastAsia="Calibri"/>
+          <w:sz w:val="24"/>
+          <w:szCs w:val="24"/>
+          <w:lang w:val="en-US"/>
+        </w:rPr>
+        <w:t xml:space="preserve"> // Physics of Particles and Nuclei Letters. – 2024. – Vol. 21, № 3. – P. 419–424.</w:t>
       </w:r>
     </w:p>
     <w:p>
@@ -4692,7 +4139,7 @@
           <w:szCs w:val="24"/>
           <w:lang w:val="en-US"/>
         </w:rPr>
-        <w:t xml:space="preserve">Kolokolchikov S. D., Senichev Yu. V., </w:t>
+        <w:t xml:space="preserve">Kolokolchikov S. D., Senichev Yu. V., Melnikov A. A., </w:t>
       </w:r>
       <w:proofErr w:type="spellStart"/>
       <w:r>
@@ -4702,7 +4149,7 @@
           <w:szCs w:val="24"/>
           <w:lang w:val="en-US"/>
         </w:rPr>
-        <w:t>Aksentev</w:t>
+        <w:t>Syresin</w:t>
       </w:r>
       <w:proofErr w:type="spellEnd"/>
       <w:r>
@@ -4712,67 +4159,7 @@
           <w:szCs w:val="24"/>
           <w:lang w:val="en-US"/>
         </w:rPr>
-        <w:t xml:space="preserve"> A. E., Melnikov A. A., </w:t>
-      </w:r>
-      <w:proofErr w:type="spellStart"/>
-      <w:r>
-        <w:rPr>
-          <w:rFonts w:eastAsia="Calibri"/>
-          <w:sz w:val="24"/>
-          <w:szCs w:val="24"/>
-          <w:lang w:val="en-US"/>
-        </w:rPr>
-        <w:t>Ladygin</w:t>
-      </w:r>
-      <w:proofErr w:type="spellEnd"/>
-      <w:r>
-        <w:rPr>
-          <w:rFonts w:eastAsia="Calibri"/>
-          <w:sz w:val="24"/>
-          <w:szCs w:val="24"/>
-          <w:lang w:val="en-US"/>
-        </w:rPr>
-        <w:t xml:space="preserve"> V. P., </w:t>
-      </w:r>
-      <w:proofErr w:type="spellStart"/>
-      <w:r>
-        <w:rPr>
-          <w:rFonts w:eastAsia="Calibri"/>
-          <w:sz w:val="24"/>
-          <w:szCs w:val="24"/>
-          <w:lang w:val="en-US"/>
-        </w:rPr>
-        <w:t>Syresin</w:t>
-      </w:r>
-      <w:proofErr w:type="spellEnd"/>
-      <w:r>
-        <w:rPr>
-          <w:rFonts w:eastAsia="Calibri"/>
-          <w:sz w:val="24"/>
-          <w:szCs w:val="24"/>
-          <w:lang w:val="en-US"/>
-        </w:rPr>
-        <w:t xml:space="preserve"> E. M. Longitudinal Dynamic in NICA Barrier Bucket RF System at Transition Energy Including Impedances in </w:t>
-      </w:r>
-      <w:proofErr w:type="spellStart"/>
-      <w:r>
-        <w:rPr>
-          <w:rFonts w:eastAsia="Calibri"/>
-          <w:sz w:val="24"/>
-          <w:szCs w:val="24"/>
-          <w:lang w:val="en-US"/>
-        </w:rPr>
-        <w:t>BLonD</w:t>
-      </w:r>
-      <w:proofErr w:type="spellEnd"/>
-      <w:r>
-        <w:rPr>
-          <w:rFonts w:eastAsia="Calibri"/>
-          <w:sz w:val="24"/>
-          <w:szCs w:val="24"/>
-          <w:lang w:val="en-US"/>
-        </w:rPr>
-        <w:t xml:space="preserve"> // Physics of Particles and Nuclei Letters. – 2024. – Vol. 21, № 3. – P. 419–424.</w:t>
+        <w:t xml:space="preserve"> E. M. Acceleration and crossing of transition energy investigation using an RF structure of the barrier bucket type in the NICA accelerator complex // Journal of Physics: Conference Series. – 2023. – Vol. 2420, № 1. – P. 012001.</w:t>
       </w:r>
     </w:p>
     <w:p>
@@ -4801,7 +4188,7 @@
           <w:szCs w:val="24"/>
           <w:lang w:val="en-US"/>
         </w:rPr>
-        <w:t xml:space="preserve">Kolokolchikov S. D., Senichev Yu. V., Melnikov A. A., </w:t>
+        <w:t xml:space="preserve">Kolokolchikov S. D., </w:t>
       </w:r>
       <w:proofErr w:type="spellStart"/>
       <w:r>
@@ -4811,6 +4198,26 @@
           <w:szCs w:val="24"/>
           <w:lang w:val="en-US"/>
         </w:rPr>
+        <w:t>Aksentiev</w:t>
+      </w:r>
+      <w:proofErr w:type="spellEnd"/>
+      <w:r>
+        <w:rPr>
+          <w:rFonts w:eastAsia="Calibri"/>
+          <w:sz w:val="24"/>
+          <w:szCs w:val="24"/>
+          <w:lang w:val="en-US"/>
+        </w:rPr>
+        <w:t xml:space="preserve"> A. E., Melnikov A. A., Senichev Yu. V., </w:t>
+      </w:r>
+      <w:proofErr w:type="spellStart"/>
+      <w:r>
+        <w:rPr>
+          <w:rFonts w:eastAsia="Calibri"/>
+          <w:sz w:val="24"/>
+          <w:szCs w:val="24"/>
+          <w:lang w:val="en-US"/>
+        </w:rPr>
         <w:t>Syresin</w:t>
       </w:r>
       <w:proofErr w:type="spellEnd"/>
@@ -4821,7 +4228,27 @@
           <w:szCs w:val="24"/>
           <w:lang w:val="en-US"/>
         </w:rPr>
-        <w:t xml:space="preserve"> E. M. Acceleration and crossing of transition energy investigation using an RF structure of the barrier bucket type in the NICA accelerator complex // Journal of Physics: Conference Series. – 2023. – Vol. 2420, № 1. – P. 012001.</w:t>
+        <w:t xml:space="preserve"> E. M., </w:t>
+      </w:r>
+      <w:proofErr w:type="spellStart"/>
+      <w:r>
+        <w:rPr>
+          <w:rFonts w:eastAsia="Calibri"/>
+          <w:sz w:val="24"/>
+          <w:szCs w:val="24"/>
+          <w:lang w:val="en-US"/>
+        </w:rPr>
+        <w:t>Ladygin</w:t>
+      </w:r>
+      <w:proofErr w:type="spellEnd"/>
+      <w:r>
+        <w:rPr>
+          <w:rFonts w:eastAsia="Calibri"/>
+          <w:sz w:val="24"/>
+          <w:szCs w:val="24"/>
+          <w:lang w:val="en-US"/>
+        </w:rPr>
+        <w:t xml:space="preserve"> V. P. Transition Energy Crossing of Polarized Proton Beam at NICA // Physics of Atomic Nuclei. – 2024. – Vol. 87, № 3. – P. 212–215.</w:t>
       </w:r>
     </w:p>
     <w:p>
@@ -4850,7 +4277,7 @@
           <w:szCs w:val="24"/>
           <w:lang w:val="en-US"/>
         </w:rPr>
-        <w:t xml:space="preserve">Kolokolchikov S. D., </w:t>
+        <w:t xml:space="preserve">Senichev Yu. V., Aksentyev A. E., Kolokolchikov S. D., Melnikov A. A., </w:t>
       </w:r>
       <w:proofErr w:type="spellStart"/>
       <w:r>
@@ -4860,7 +4287,7 @@
           <w:szCs w:val="24"/>
           <w:lang w:val="en-US"/>
         </w:rPr>
-        <w:t>Aksentiev</w:t>
+        <w:t>Ladygin</w:t>
       </w:r>
       <w:proofErr w:type="spellEnd"/>
       <w:r>
@@ -4870,7 +4297,7 @@
           <w:szCs w:val="24"/>
           <w:lang w:val="en-US"/>
         </w:rPr>
-        <w:t xml:space="preserve"> A. E., Melnikov A. A., Senichev Yu. V., </w:t>
+        <w:t xml:space="preserve"> V. P., </w:t>
       </w:r>
       <w:proofErr w:type="spellStart"/>
       <w:r>
@@ -4890,27 +4317,7 @@
           <w:szCs w:val="24"/>
           <w:lang w:val="en-US"/>
         </w:rPr>
-        <w:t xml:space="preserve"> E. M., </w:t>
-      </w:r>
-      <w:proofErr w:type="spellStart"/>
-      <w:r>
-        <w:rPr>
-          <w:rFonts w:eastAsia="Calibri"/>
-          <w:sz w:val="24"/>
-          <w:szCs w:val="24"/>
-          <w:lang w:val="en-US"/>
-        </w:rPr>
-        <w:t>Ladygin</w:t>
-      </w:r>
-      <w:proofErr w:type="spellEnd"/>
-      <w:r>
-        <w:rPr>
-          <w:rFonts w:eastAsia="Calibri"/>
-          <w:sz w:val="24"/>
-          <w:szCs w:val="24"/>
-          <w:lang w:val="en-US"/>
-        </w:rPr>
-        <w:t xml:space="preserve"> V. P. Transition Energy Crossing of Polarized Proton Beam at NICA // Physics of Atomic Nuclei. – 2024. – Vol. 87, № 3. – P. 212–215.</w:t>
+        <w:t xml:space="preserve"> E. M., Nikolaev N. N. Quasi-frozen spin concept of magneto-optical structure of NICA adapted to study the electric dipole moment of the deuteron and to search for the axion // Journal of Physics: Conference Series. – 2023. – Vol. 2420, № 1. – P. 012052.</w:t>
       </w:r>
     </w:p>
     <w:p>
@@ -4979,7 +4386,7 @@
           <w:szCs w:val="24"/>
           <w:lang w:val="en-US"/>
         </w:rPr>
-        <w:t xml:space="preserve"> E. M., Nikolaev N. N. Quasi-frozen spin concept of magneto-optical structure of NICA adapted to study the electric dipole moment of the deuteron and to search for the axion // Journal of Physics: Conference Series. – 2023. – Vol. 2420, № 1. – P. 012052.</w:t>
+        <w:t xml:space="preserve"> E. M. Consideration of an Adapted Nuclotron Structure for Searching for the Electric Dipole Moment of Light Nuclei // Physics of Atomic Nuclei. – 2023. – Vol. 86, № 11. – P. 2434–2438.</w:t>
       </w:r>
     </w:p>
     <w:p>
@@ -4998,17 +4405,15 @@
           <w:rFonts w:eastAsia="Calibri"/>
           <w:sz w:val="24"/>
           <w:szCs w:val="24"/>
-          <w:lang w:val="en-US"/>
-        </w:rPr>
-      </w:pPr>
-      <w:r>
-        <w:rPr>
-          <w:rFonts w:eastAsia="Calibri"/>
-          <w:sz w:val="24"/>
-          <w:szCs w:val="24"/>
-          <w:lang w:val="en-US"/>
-        </w:rPr>
-        <w:t xml:space="preserve">Senichev Yu. V., Aksentyev A. E., Kolokolchikov S. D., Melnikov A. A., </w:t>
+        </w:rPr>
+      </w:pPr>
+      <w:r>
+        <w:rPr>
+          <w:rFonts w:eastAsia="Calibri"/>
+          <w:sz w:val="24"/>
+          <w:szCs w:val="24"/>
+        </w:rPr>
+        <w:t xml:space="preserve">Колокольчиков С. Д., Аксентьев А. Е., Мельников А. А., Сеничев Ю. В., </w:t>
       </w:r>
       <w:proofErr w:type="spellStart"/>
       <w:r>
@@ -5016,9 +4421,8 @@
           <w:rFonts w:eastAsia="Calibri"/>
           <w:sz w:val="24"/>
           <w:szCs w:val="24"/>
-          <w:lang w:val="en-US"/>
-        </w:rPr>
-        <w:t>Ladygin</w:t>
+        </w:rPr>
+        <w:t>Ладыгин</w:t>
       </w:r>
       <w:proofErr w:type="spellEnd"/>
       <w:r>
@@ -5026,9 +4430,8 @@
           <w:rFonts w:eastAsia="Calibri"/>
           <w:sz w:val="24"/>
           <w:szCs w:val="24"/>
-          <w:lang w:val="en-US"/>
-        </w:rPr>
-        <w:t xml:space="preserve"> V. P., </w:t>
+        </w:rPr>
+        <w:t xml:space="preserve"> В. П., </w:t>
       </w:r>
       <w:proofErr w:type="spellStart"/>
       <w:r>
@@ -5036,9 +4439,8 @@
           <w:rFonts w:eastAsia="Calibri"/>
           <w:sz w:val="24"/>
           <w:szCs w:val="24"/>
-          <w:lang w:val="en-US"/>
-        </w:rPr>
-        <w:t>Syresin</w:t>
+        </w:rPr>
+        <w:t>Сыресин</w:t>
       </w:r>
       <w:proofErr w:type="spellEnd"/>
       <w:r>
@@ -5046,9 +4448,42 @@
           <w:rFonts w:eastAsia="Calibri"/>
           <w:sz w:val="24"/>
           <w:szCs w:val="24"/>
-          <w:lang w:val="en-US"/>
-        </w:rPr>
-        <w:t xml:space="preserve"> E. M. Consideration of an Adapted Nuclotron Structure for Searching for the Electric Dipole Moment of Light Nuclei // Physics of Atomic Nuclei. – 2023. – Vol. 86, № 11. – P. 2434–2438.</w:t>
+        </w:rPr>
+        <w:t xml:space="preserve"> Е. М. Проектирование каналов </w:t>
+      </w:r>
+      <w:r>
+        <w:rPr>
+          <w:rFonts w:eastAsia="Calibri"/>
+          <w:sz w:val="24"/>
+          <w:szCs w:val="24"/>
+          <w:lang w:val="en-US"/>
+        </w:rPr>
+        <w:t>bypass</w:t>
+      </w:r>
+      <w:r>
+        <w:rPr>
+          <w:rFonts w:eastAsia="Calibri"/>
+          <w:sz w:val="24"/>
+          <w:szCs w:val="24"/>
+        </w:rPr>
+        <w:t xml:space="preserve"> в ускорительном комплексе </w:t>
+      </w:r>
+      <w:r>
+        <w:rPr>
+          <w:rFonts w:eastAsia="Calibri"/>
+          <w:sz w:val="24"/>
+          <w:szCs w:val="24"/>
+          <w:lang w:val="en-US"/>
+        </w:rPr>
+        <w:t>NICA</w:t>
+      </w:r>
+      <w:r>
+        <w:rPr>
+          <w:rFonts w:eastAsia="Calibri"/>
+          <w:sz w:val="24"/>
+          <w:szCs w:val="24"/>
+        </w:rPr>
+        <w:t xml:space="preserve"> для экспериментов с поляризованными пучками по поиску ЭДМ // Ядерная физика и инжиниринг. – 2024. – Т. 15, № 5. – С. 457–463.</w:t>
       </w:r>
     </w:p>
     <w:p>
@@ -5087,7 +4522,7 @@
           <w:szCs w:val="24"/>
           <w:lang w:val="en-US"/>
         </w:rPr>
-        <w:t>Palamarchuka</w:t>
+        <w:t>Syresin</w:t>
       </w:r>
       <w:proofErr w:type="spellEnd"/>
       <w:r>
@@ -5097,7 +4532,47 @@
           <w:szCs w:val="24"/>
           <w:lang w:val="en-US"/>
         </w:rPr>
-        <w:t xml:space="preserve"> P. Quasi-frozen spin for both deuteron and proton beam at periodic EDM storage ring lattice // Nuclear Science and Techniques. – 2025.</w:t>
+        <w:t xml:space="preserve"> E. M., </w:t>
+      </w:r>
+      <w:proofErr w:type="spellStart"/>
+      <w:r>
+        <w:rPr>
+          <w:rFonts w:eastAsia="Calibri"/>
+          <w:sz w:val="24"/>
+          <w:szCs w:val="24"/>
+          <w:lang w:val="en-US"/>
+        </w:rPr>
+        <w:t>Ladygin</w:t>
+      </w:r>
+      <w:proofErr w:type="spellEnd"/>
+      <w:r>
+        <w:rPr>
+          <w:rFonts w:eastAsia="Calibri"/>
+          <w:sz w:val="24"/>
+          <w:szCs w:val="24"/>
+          <w:lang w:val="en-US"/>
+        </w:rPr>
+        <w:t xml:space="preserve"> V. P. </w:t>
+      </w:r>
+      <w:proofErr w:type="spellStart"/>
+      <w:r>
+        <w:rPr>
+          <w:rFonts w:eastAsia="Calibri"/>
+          <w:sz w:val="24"/>
+          <w:szCs w:val="24"/>
+          <w:lang w:val="en-US"/>
+        </w:rPr>
+        <w:t>ByPass</w:t>
+      </w:r>
+      <w:proofErr w:type="spellEnd"/>
+      <w:r>
+        <w:rPr>
+          <w:rFonts w:eastAsia="Calibri"/>
+          <w:sz w:val="24"/>
+          <w:szCs w:val="24"/>
+          <w:lang w:val="en-US"/>
+        </w:rPr>
+        <w:t xml:space="preserve"> optics design in NICA storage ring for experiment with polarized beams for EDM search // Journal of Physics: Conference Series. – 2024. – Vol. 2687, № 2. – P. 022026.</w:t>
       </w:r>
     </w:p>
     <w:p>
@@ -5116,15 +4591,17 @@
           <w:rFonts w:eastAsia="Calibri"/>
           <w:sz w:val="24"/>
           <w:szCs w:val="24"/>
-        </w:rPr>
-      </w:pPr>
-      <w:r>
-        <w:rPr>
-          <w:rFonts w:eastAsia="Calibri"/>
-          <w:sz w:val="24"/>
-          <w:szCs w:val="24"/>
-        </w:rPr>
-        <w:t xml:space="preserve">Колокольчиков С. Д., Аксентьев А. Е., Мельников А. А., Сеничев Ю. В., </w:t>
+          <w:lang w:val="en-US"/>
+        </w:rPr>
+      </w:pPr>
+      <w:r>
+        <w:rPr>
+          <w:rFonts w:eastAsia="Calibri"/>
+          <w:sz w:val="24"/>
+          <w:szCs w:val="24"/>
+          <w:lang w:val="en-US"/>
+        </w:rPr>
+        <w:t xml:space="preserve">Senichev Yu. V., Aksentyev A. E., Kolokolchikov S. D., Melnikov A. A., Nikolaev N. N., </w:t>
       </w:r>
       <w:proofErr w:type="spellStart"/>
       <w:r>
@@ -5132,8 +4609,9 @@
           <w:rFonts w:eastAsia="Calibri"/>
           <w:sz w:val="24"/>
           <w:szCs w:val="24"/>
-        </w:rPr>
-        <w:t>Ладыгин</w:t>
+          <w:lang w:val="en-US"/>
+        </w:rPr>
+        <w:t>Ladygin</w:t>
       </w:r>
       <w:proofErr w:type="spellEnd"/>
       <w:r>
@@ -5141,8 +4619,9 @@
           <w:rFonts w:eastAsia="Calibri"/>
           <w:sz w:val="24"/>
           <w:szCs w:val="24"/>
-        </w:rPr>
-        <w:t xml:space="preserve"> В. П., </w:t>
+          <w:lang w:val="en-US"/>
+        </w:rPr>
+        <w:t xml:space="preserve"> V. P., </w:t>
       </w:r>
       <w:proofErr w:type="spellStart"/>
       <w:r>
@@ -5150,8 +4629,9 @@
           <w:rFonts w:eastAsia="Calibri"/>
           <w:sz w:val="24"/>
           <w:szCs w:val="24"/>
-        </w:rPr>
-        <w:t>Сыресин</w:t>
+          <w:lang w:val="en-US"/>
+        </w:rPr>
+        <w:t>Syresin</w:t>
       </w:r>
       <w:proofErr w:type="spellEnd"/>
       <w:r>
@@ -5159,42 +4639,9 @@
           <w:rFonts w:eastAsia="Calibri"/>
           <w:sz w:val="24"/>
           <w:szCs w:val="24"/>
-        </w:rPr>
-        <w:t xml:space="preserve"> Е. М. Проектирование каналов </w:t>
-      </w:r>
-      <w:r>
-        <w:rPr>
-          <w:rFonts w:eastAsia="Calibri"/>
-          <w:sz w:val="24"/>
-          <w:szCs w:val="24"/>
-          <w:lang w:val="en-US"/>
-        </w:rPr>
-        <w:t>bypass</w:t>
-      </w:r>
-      <w:r>
-        <w:rPr>
-          <w:rFonts w:eastAsia="Calibri"/>
-          <w:sz w:val="24"/>
-          <w:szCs w:val="24"/>
-        </w:rPr>
-        <w:t xml:space="preserve"> в ускорительном комплексе </w:t>
-      </w:r>
-      <w:r>
-        <w:rPr>
-          <w:rFonts w:eastAsia="Calibri"/>
-          <w:sz w:val="24"/>
-          <w:szCs w:val="24"/>
-          <w:lang w:val="en-US"/>
-        </w:rPr>
-        <w:t>NICA</w:t>
-      </w:r>
-      <w:r>
-        <w:rPr>
-          <w:rFonts w:eastAsia="Calibri"/>
-          <w:sz w:val="24"/>
-          <w:szCs w:val="24"/>
-        </w:rPr>
-        <w:t xml:space="preserve"> для экспериментов с поляризованными пучками по поиску ЭДМ // Ядерная физика и инжиниринг. – 2024. – Т. 15, № 5. – С. 457–463.</w:t>
+          <w:lang w:val="en-US"/>
+        </w:rPr>
+        <w:t xml:space="preserve"> E. M. NICA Facilities for the Search for EDM Light Nuclei // Physics of Atomic Nuclei. – 2024. – Vol. 87, № 4. – P. 436–441.</w:t>
       </w:r>
     </w:p>
     <w:p>
@@ -5223,67 +4670,7 @@
           <w:szCs w:val="24"/>
           <w:lang w:val="en-US"/>
         </w:rPr>
-        <w:t xml:space="preserve">Kolokolchikov S. D., Aksentyev A. E., Melnikov A. A., Senichev Yu. V., </w:t>
-      </w:r>
-      <w:proofErr w:type="spellStart"/>
-      <w:r>
-        <w:rPr>
-          <w:rFonts w:eastAsia="Calibri"/>
-          <w:sz w:val="24"/>
-          <w:szCs w:val="24"/>
-          <w:lang w:val="en-US"/>
-        </w:rPr>
-        <w:t>Syresin</w:t>
-      </w:r>
-      <w:proofErr w:type="spellEnd"/>
-      <w:r>
-        <w:rPr>
-          <w:rFonts w:eastAsia="Calibri"/>
-          <w:sz w:val="24"/>
-          <w:szCs w:val="24"/>
-          <w:lang w:val="en-US"/>
-        </w:rPr>
-        <w:t xml:space="preserve"> E. M., </w:t>
-      </w:r>
-      <w:proofErr w:type="spellStart"/>
-      <w:r>
-        <w:rPr>
-          <w:rFonts w:eastAsia="Calibri"/>
-          <w:sz w:val="24"/>
-          <w:szCs w:val="24"/>
-          <w:lang w:val="en-US"/>
-        </w:rPr>
-        <w:t>Ladygin</w:t>
-      </w:r>
-      <w:proofErr w:type="spellEnd"/>
-      <w:r>
-        <w:rPr>
-          <w:rFonts w:eastAsia="Calibri"/>
-          <w:sz w:val="24"/>
-          <w:szCs w:val="24"/>
-          <w:lang w:val="en-US"/>
-        </w:rPr>
-        <w:t xml:space="preserve"> V. P. </w:t>
-      </w:r>
-      <w:proofErr w:type="spellStart"/>
-      <w:r>
-        <w:rPr>
-          <w:rFonts w:eastAsia="Calibri"/>
-          <w:sz w:val="24"/>
-          <w:szCs w:val="24"/>
-          <w:lang w:val="en-US"/>
-        </w:rPr>
-        <w:t>ByPass</w:t>
-      </w:r>
-      <w:proofErr w:type="spellEnd"/>
-      <w:r>
-        <w:rPr>
-          <w:rFonts w:eastAsia="Calibri"/>
-          <w:sz w:val="24"/>
-          <w:szCs w:val="24"/>
-          <w:lang w:val="en-US"/>
-        </w:rPr>
-        <w:t xml:space="preserve"> optics design in NICA storage ring for experiment with polarized beams for EDM search // Journal of Physics: Conference Series. – 2024. – Vol. 2687, № 2. – P. 022026.</w:t>
+        <w:t>Kolokolchikov S. D., Aksentyev A. E., Melnikov A. A., Senichev Yu. V. Spin Coherence and Betatron Chromaticity of Deuteron Beam in “Quasi-Frozen” Spin Regime // Physics of Atomic Nuclei. – 2023. – Vol. 86, № 12. – P. 2684–2688.</w:t>
       </w:r>
     </w:p>
     <w:p>
@@ -5312,104 +4699,6 @@
           <w:szCs w:val="24"/>
           <w:lang w:val="en-US"/>
         </w:rPr>
-        <w:t xml:space="preserve">Senichev Yu. V., Aksentyev A. E., Kolokolchikov S. D., Melnikov A. A., Nikolaev N. N., </w:t>
-      </w:r>
-      <w:proofErr w:type="spellStart"/>
-      <w:r>
-        <w:rPr>
-          <w:rFonts w:eastAsia="Calibri"/>
-          <w:sz w:val="24"/>
-          <w:szCs w:val="24"/>
-          <w:lang w:val="en-US"/>
-        </w:rPr>
-        <w:t>Ladygin</w:t>
-      </w:r>
-      <w:proofErr w:type="spellEnd"/>
-      <w:r>
-        <w:rPr>
-          <w:rFonts w:eastAsia="Calibri"/>
-          <w:sz w:val="24"/>
-          <w:szCs w:val="24"/>
-          <w:lang w:val="en-US"/>
-        </w:rPr>
-        <w:t xml:space="preserve"> V. P., </w:t>
-      </w:r>
-      <w:proofErr w:type="spellStart"/>
-      <w:r>
-        <w:rPr>
-          <w:rFonts w:eastAsia="Calibri"/>
-          <w:sz w:val="24"/>
-          <w:szCs w:val="24"/>
-          <w:lang w:val="en-US"/>
-        </w:rPr>
-        <w:t>Syresin</w:t>
-      </w:r>
-      <w:proofErr w:type="spellEnd"/>
-      <w:r>
-        <w:rPr>
-          <w:rFonts w:eastAsia="Calibri"/>
-          <w:sz w:val="24"/>
-          <w:szCs w:val="24"/>
-          <w:lang w:val="en-US"/>
-        </w:rPr>
-        <w:t xml:space="preserve"> E. M. NICA Facilities for the Search for EDM Light Nuclei // Physics of Atomic Nuclei. – 2024. – Vol. 87, № 4. – P. 436–441.</w:t>
-      </w:r>
-    </w:p>
-    <w:p>
-      <w:pPr>
-        <w:widowControl/>
-        <w:numPr>
-          <w:ilvl w:val="0"/>
-          <w:numId w:val="4"/>
-        </w:numPr>
-        <w:autoSpaceDE/>
-        <w:autoSpaceDN/>
-        <w:spacing w:line="276" w:lineRule="auto"/>
-        <w:contextualSpacing/>
-        <w:jc w:val="both"/>
-        <w:rPr>
-          <w:rFonts w:eastAsia="Calibri"/>
-          <w:sz w:val="24"/>
-          <w:szCs w:val="24"/>
-          <w:lang w:val="en-US"/>
-        </w:rPr>
-      </w:pPr>
-      <w:r>
-        <w:rPr>
-          <w:rFonts w:eastAsia="Calibri"/>
-          <w:sz w:val="24"/>
-          <w:szCs w:val="24"/>
-          <w:lang w:val="en-US"/>
-        </w:rPr>
-        <w:t>Kolokolchikov S. D., Aksentyev A. E., Melnikov A. A., Senichev Yu. V. Spin Coherence and Betatron Chromaticity of Deuteron Beam in “Quasi-Frozen” Spin Regime // Physics of Atomic Nuclei. – 2023. – Vol. 86, № 12. – P. 2684–2688.</w:t>
-      </w:r>
-    </w:p>
-    <w:p>
-      <w:pPr>
-        <w:widowControl/>
-        <w:numPr>
-          <w:ilvl w:val="0"/>
-          <w:numId w:val="4"/>
-        </w:numPr>
-        <w:autoSpaceDE/>
-        <w:autoSpaceDN/>
-        <w:spacing w:line="276" w:lineRule="auto"/>
-        <w:contextualSpacing/>
-        <w:jc w:val="both"/>
-        <w:rPr>
-          <w:rFonts w:eastAsia="Calibri"/>
-          <w:sz w:val="24"/>
-          <w:szCs w:val="24"/>
-          <w:lang w:val="en-US"/>
-        </w:rPr>
-      </w:pPr>
-      <w:r>
-        <w:rPr>
-          <w:rFonts w:eastAsia="Calibri"/>
-          <w:sz w:val="24"/>
-          <w:szCs w:val="24"/>
-          <w:lang w:val="en-US"/>
-        </w:rPr>
         <w:t>Kolokolchikov S. D., Aksentyev A. E., Melnikov A. A., Senichev Yu. V. Spin coherence and betatron chromaticity of deuteron beam in NICA storage ring // Journal of Physics: Conference Series. – 2024. – Vol. 2687, № 2. – P. 022027.</w:t>
       </w:r>
     </w:p>
@@ -5418,13 +4707,21 @@
         <w:ind w:left="19"/>
         <w:rPr>
           <w:sz w:val="24"/>
-        </w:rPr>
-      </w:pPr>
-      <w:r>
-        <w:rPr>
-          <w:sz w:val="24"/>
-        </w:rPr>
-        <w:lastRenderedPageBreak/>
+          <w:lang w:val="en-US"/>
+        </w:rPr>
+      </w:pPr>
+    </w:p>
+    <w:p>
+      <w:pPr>
+        <w:ind w:left="19"/>
+        <w:rPr>
+          <w:sz w:val="24"/>
+        </w:rPr>
+      </w:pPr>
+      <w:r>
+        <w:rPr>
+          <w:sz w:val="24"/>
+        </w:rPr>
         <w:t>Список</w:t>
       </w:r>
       <w:r>
@@ -5510,25 +4807,6 @@
     <w:p>
       <w:pPr>
         <w:pStyle w:val="a3"/>
-        <w:spacing w:before="160" w:line="360" w:lineRule="auto"/>
-        <w:rPr>
-          <w:sz w:val="24"/>
-          <w:szCs w:val="24"/>
-          <w:highlight w:val="yellow"/>
-        </w:rPr>
-      </w:pPr>
-      <w:r>
-        <w:rPr>
-          <w:sz w:val="24"/>
-          <w:szCs w:val="24"/>
-          <w:highlight w:val="yellow"/>
-        </w:rPr>
-        <w:t>Международная межправительственная организация</w:t>
-      </w:r>
-    </w:p>
-    <w:p>
-      <w:pPr>
-        <w:pStyle w:val="a3"/>
         <w:spacing w:before="2" w:line="360" w:lineRule="auto"/>
         <w:ind w:right="2974"/>
         <w:rPr>
@@ -5543,93 +4821,28 @@
           <w:szCs w:val="24"/>
           <w:highlight w:val="yellow"/>
         </w:rPr>
-        <w:t>Объединенный</w:t>
-      </w:r>
-      <w:r>
-        <w:rPr>
-          <w:spacing w:val="-10"/>
-          <w:sz w:val="24"/>
-          <w:szCs w:val="24"/>
-          <w:highlight w:val="yellow"/>
-        </w:rPr>
-        <w:t xml:space="preserve"> </w:t>
-      </w:r>
-      <w:r>
-        <w:rPr>
-          <w:sz w:val="24"/>
-          <w:szCs w:val="24"/>
-          <w:highlight w:val="yellow"/>
-        </w:rPr>
-        <w:t>институт</w:t>
-      </w:r>
-      <w:r>
-        <w:rPr>
-          <w:spacing w:val="-11"/>
-          <w:sz w:val="24"/>
-          <w:szCs w:val="24"/>
-          <w:highlight w:val="yellow"/>
-        </w:rPr>
-        <w:t xml:space="preserve"> </w:t>
-      </w:r>
-      <w:r>
-        <w:rPr>
-          <w:sz w:val="24"/>
-          <w:szCs w:val="24"/>
-          <w:highlight w:val="yellow"/>
-        </w:rPr>
-        <w:t>ядерных</w:t>
-      </w:r>
-      <w:r>
-        <w:rPr>
-          <w:spacing w:val="-9"/>
-          <w:sz w:val="24"/>
-          <w:szCs w:val="24"/>
-          <w:highlight w:val="yellow"/>
-        </w:rPr>
-        <w:t xml:space="preserve"> </w:t>
-      </w:r>
-      <w:r>
-        <w:rPr>
-          <w:sz w:val="24"/>
-          <w:szCs w:val="24"/>
-          <w:highlight w:val="yellow"/>
-        </w:rPr>
-        <w:t>исследований</w:t>
-      </w:r>
-      <w:r>
-        <w:rPr>
-          <w:spacing w:val="-10"/>
-          <w:sz w:val="24"/>
-          <w:szCs w:val="24"/>
-          <w:highlight w:val="yellow"/>
-        </w:rPr>
-        <w:t xml:space="preserve"> </w:t>
-      </w:r>
-      <w:r>
-        <w:rPr>
-          <w:sz w:val="24"/>
-          <w:szCs w:val="24"/>
-          <w:highlight w:val="yellow"/>
-        </w:rPr>
-        <w:t xml:space="preserve">(ОИЯИ) 141980, Дубна, ул. </w:t>
-      </w:r>
-      <w:proofErr w:type="spellStart"/>
-      <w:r>
-        <w:rPr>
-          <w:sz w:val="24"/>
-          <w:szCs w:val="24"/>
-          <w:highlight w:val="yellow"/>
-        </w:rPr>
-        <w:t>Жолио</w:t>
-      </w:r>
-      <w:proofErr w:type="spellEnd"/>
-      <w:r>
-        <w:rPr>
-          <w:sz w:val="24"/>
-          <w:szCs w:val="24"/>
-          <w:highlight w:val="yellow"/>
-        </w:rPr>
-        <w:t xml:space="preserve"> Кюри 6, ЛЯП</w:t>
+        <w:t>Федеральное государственное бюджетное образовательное учреждение высшего образования «Санкт-Петербургский государственный университет»</w:t>
+      </w:r>
+    </w:p>
+    <w:p>
+      <w:pPr>
+        <w:pStyle w:val="a3"/>
+        <w:spacing w:before="2" w:line="360" w:lineRule="auto"/>
+        <w:ind w:right="2974"/>
+        <w:rPr>
+          <w:sz w:val="24"/>
+          <w:szCs w:val="24"/>
+          <w:highlight w:val="yellow"/>
+        </w:rPr>
+      </w:pPr>
+      <w:r>
+        <w:rPr>
+          <w:sz w:val="24"/>
+          <w:szCs w:val="24"/>
+          <w:highlight w:val="yellow"/>
+        </w:rPr>
+        <w:lastRenderedPageBreak/>
+        <w:t>Россия, 199034, Санкт-Петербург, Университетская наб., д. 7–9</w:t>
       </w:r>
     </w:p>
     <w:p>
@@ -5648,7 +4861,32 @@
           <w:highlight w:val="yellow"/>
           <w:lang w:val="en-US"/>
         </w:rPr>
-        <w:t>e-mail:</w:t>
+        <w:t>e</w:t>
+      </w:r>
+      <w:r>
+        <w:rPr>
+          <w:sz w:val="24"/>
+          <w:szCs w:val="24"/>
+          <w:highlight w:val="yellow"/>
+        </w:rPr>
+        <w:t>-</w:t>
+      </w:r>
+      <w:r>
+        <w:rPr>
+          <w:sz w:val="24"/>
+          <w:szCs w:val="24"/>
+          <w:highlight w:val="yellow"/>
+          <w:lang w:val="en-US"/>
+        </w:rPr>
+        <w:t>mail</w:t>
+      </w:r>
+      <w:r>
+        <w:rPr>
+          <w:sz w:val="24"/>
+          <w:szCs w:val="24"/>
+          <w:highlight w:val="yellow"/>
+        </w:rPr>
+        <w:t>:</w:t>
       </w:r>
       <w:r>
         <w:rPr>
@@ -5656,7 +4894,6 @@
           <w:sz w:val="24"/>
           <w:szCs w:val="24"/>
           <w:highlight w:val="yellow"/>
-          <w:lang w:val="en-US"/>
         </w:rPr>
         <w:t xml:space="preserve"> </w:t>
       </w:r>
@@ -5675,6 +4912,7 @@
         <w:rPr>
           <w:sz w:val="24"/>
           <w:szCs w:val="24"/>
+          <w:lang w:val="en-US"/>
         </w:rPr>
       </w:pPr>
       <w:proofErr w:type="gramStart"/>
@@ -5691,7 +4929,6 @@
           <w:sz w:val="24"/>
           <w:szCs w:val="24"/>
           <w:highlight w:val="yellow"/>
-          <w:lang w:val="en-US"/>
         </w:rPr>
         <w:t>.:</w:t>
       </w:r>
@@ -5711,6 +4948,14 @@
           <w:highlight w:val="yellow"/>
         </w:rPr>
         <w:t>_________________</w:t>
+      </w:r>
+      <w:r>
+        <w:rPr>
+          <w:sz w:val="24"/>
+          <w:szCs w:val="24"/>
+          <w:lang w:val="en-US"/>
+        </w:rPr>
+        <w:t xml:space="preserve">                                   </w:t>
       </w:r>
     </w:p>
     <w:sectPr>
@@ -6273,7 +5518,7 @@
       <w:lvlText w:val="%1."/>
       <w:lvlJc w:val="left"/>
       <w:pPr>
-        <w:ind w:left="1447" w:hanging="360"/>
+        <w:ind w:left="1210" w:hanging="360"/>
       </w:pPr>
       <w:rPr>
         <w:rFonts w:ascii="Times New Roman" w:eastAsia="Times New Roman" w:hAnsi="Times New Roman" w:cs="Times New Roman" w:hint="default"/>
@@ -6293,7 +5538,7 @@
       <w:lvlText w:val="•"/>
       <w:lvlJc w:val="left"/>
       <w:pPr>
-        <w:ind w:left="2302" w:hanging="360"/>
+        <w:ind w:left="2065" w:hanging="360"/>
       </w:pPr>
       <w:rPr>
         <w:rFonts w:hint="default"/>
@@ -6305,7 +5550,7 @@
       <w:lvlText w:val="•"/>
       <w:lvlJc w:val="left"/>
       <w:pPr>
-        <w:ind w:left="3165" w:hanging="360"/>
+        <w:ind w:left="2928" w:hanging="360"/>
       </w:pPr>
       <w:rPr>
         <w:rFonts w:hint="default"/>
@@ -6317,7 +5562,7 @@
       <w:lvlText w:val="•"/>
       <w:lvlJc w:val="left"/>
       <w:pPr>
-        <w:ind w:left="4027" w:hanging="360"/>
+        <w:ind w:left="3790" w:hanging="360"/>
       </w:pPr>
       <w:rPr>
         <w:rFonts w:hint="default"/>
@@ -6329,7 +5574,7 @@
       <w:lvlText w:val="•"/>
       <w:lvlJc w:val="left"/>
       <w:pPr>
-        <w:ind w:left="4890" w:hanging="360"/>
+        <w:ind w:left="4653" w:hanging="360"/>
       </w:pPr>
       <w:rPr>
         <w:rFonts w:hint="default"/>
@@ -6341,7 +5586,7 @@
       <w:lvlText w:val="•"/>
       <w:lvlJc w:val="left"/>
       <w:pPr>
-        <w:ind w:left="5752" w:hanging="360"/>
+        <w:ind w:left="5515" w:hanging="360"/>
       </w:pPr>
       <w:rPr>
         <w:rFonts w:hint="default"/>
@@ -6353,7 +5598,7 @@
       <w:lvlText w:val="•"/>
       <w:lvlJc w:val="left"/>
       <w:pPr>
-        <w:ind w:left="6615" w:hanging="360"/>
+        <w:ind w:left="6378" w:hanging="360"/>
       </w:pPr>
       <w:rPr>
         <w:rFonts w:hint="default"/>
@@ -6365,7 +5610,7 @@
       <w:lvlText w:val="•"/>
       <w:lvlJc w:val="left"/>
       <w:pPr>
-        <w:ind w:left="7477" w:hanging="360"/>
+        <w:ind w:left="7240" w:hanging="360"/>
       </w:pPr>
       <w:rPr>
         <w:rFonts w:hint="default"/>
@@ -6377,7 +5622,7 @@
       <w:lvlText w:val="•"/>
       <w:lvlJc w:val="left"/>
       <w:pPr>
-        <w:ind w:left="8340" w:hanging="360"/>
+        <w:ind w:left="8103" w:hanging="360"/>
       </w:pPr>
       <w:rPr>
         <w:rFonts w:hint="default"/>
@@ -6822,9 +6067,33 @@
       <w:szCs w:val="28"/>
     </w:rPr>
   </w:style>
+  <w:style w:type="paragraph" w:styleId="2">
+    <w:name w:val="heading 2"/>
+    <w:basedOn w:val="a"/>
+    <w:next w:val="a"/>
+    <w:link w:val="20"/>
+    <w:uiPriority w:val="9"/>
+    <w:semiHidden/>
+    <w:unhideWhenUsed/>
+    <w:qFormat/>
+    <w:rsid w:val="00B87523"/>
+    <w:pPr>
+      <w:keepNext/>
+      <w:keepLines/>
+      <w:spacing w:before="40"/>
+      <w:outlineLvl w:val="1"/>
+    </w:pPr>
+    <w:rPr>
+      <w:rFonts w:asciiTheme="majorHAnsi" w:eastAsiaTheme="majorEastAsia" w:hAnsiTheme="majorHAnsi" w:cstheme="majorBidi"/>
+      <w:color w:val="365F91" w:themeColor="accent1" w:themeShade="BF"/>
+      <w:sz w:val="26"/>
+      <w:szCs w:val="26"/>
+    </w:rPr>
+  </w:style>
   <w:style w:type="character" w:default="1" w:styleId="a0">
     <w:name w:val="Default Paragraph Font"/>
     <w:uiPriority w:val="1"/>
+    <w:semiHidden/>
     <w:unhideWhenUsed/>
   </w:style>
   <w:style w:type="table" w:default="1" w:styleId="a1">
@@ -6867,6 +6136,7 @@
   <w:style w:type="paragraph" w:styleId="a3">
     <w:name w:val="Body Text"/>
     <w:basedOn w:val="a"/>
+    <w:link w:val="a4"/>
     <w:uiPriority w:val="1"/>
     <w:qFormat/>
     <w:pPr>
@@ -6877,7 +6147,7 @@
       <w:szCs w:val="28"/>
     </w:rPr>
   </w:style>
-  <w:style w:type="paragraph" w:styleId="a4">
+  <w:style w:type="paragraph" w:styleId="a5">
     <w:name w:val="List Paragraph"/>
     <w:basedOn w:val="a"/>
     <w:uiPriority w:val="1"/>
@@ -6896,6 +6166,57 @@
       <w:ind w:left="10"/>
       <w:jc w:val="center"/>
     </w:pPr>
+  </w:style>
+  <w:style w:type="character" w:customStyle="1" w:styleId="20">
+    <w:name w:val="Заголовок 2 Знак"/>
+    <w:basedOn w:val="a0"/>
+    <w:link w:val="2"/>
+    <w:uiPriority w:val="9"/>
+    <w:semiHidden/>
+    <w:rsid w:val="00B87523"/>
+    <w:rPr>
+      <w:rFonts w:asciiTheme="majorHAnsi" w:eastAsiaTheme="majorEastAsia" w:hAnsiTheme="majorHAnsi" w:cstheme="majorBidi"/>
+      <w:color w:val="365F91" w:themeColor="accent1" w:themeShade="BF"/>
+      <w:sz w:val="26"/>
+      <w:szCs w:val="26"/>
+      <w:lang w:val="ru-RU"/>
+    </w:rPr>
+  </w:style>
+  <w:style w:type="character" w:styleId="a6">
+    <w:name w:val="Hyperlink"/>
+    <w:basedOn w:val="a0"/>
+    <w:uiPriority w:val="99"/>
+    <w:unhideWhenUsed/>
+    <w:rsid w:val="00B87523"/>
+    <w:rPr>
+      <w:color w:val="0000FF" w:themeColor="hyperlink"/>
+      <w:u w:val="single"/>
+    </w:rPr>
+  </w:style>
+  <w:style w:type="character" w:styleId="a7">
+    <w:name w:val="Unresolved Mention"/>
+    <w:basedOn w:val="a0"/>
+    <w:uiPriority w:val="99"/>
+    <w:semiHidden/>
+    <w:unhideWhenUsed/>
+    <w:rsid w:val="00B87523"/>
+    <w:rPr>
+      <w:color w:val="605E5C"/>
+      <w:shd w:val="clear" w:color="auto" w:fill="E1DFDD"/>
+    </w:rPr>
+  </w:style>
+  <w:style w:type="character" w:customStyle="1" w:styleId="a4">
+    <w:name w:val="Основной текст Знак"/>
+    <w:basedOn w:val="a0"/>
+    <w:link w:val="a3"/>
+    <w:uiPriority w:val="1"/>
+    <w:rsid w:val="00B87523"/>
+    <w:rPr>
+      <w:rFonts w:ascii="Times New Roman" w:eastAsia="Times New Roman" w:hAnsi="Times New Roman" w:cs="Times New Roman"/>
+      <w:sz w:val="28"/>
+      <w:szCs w:val="28"/>
+      <w:lang w:val="ru-RU"/>
+    </w:rPr>
   </w:style>
 </w:styles>
 </file>
